--- a/documentos explosão/Arraial da Explosao - Plano do Evento.docx
+++ b/documentos explosão/Arraial da Explosao - Plano do Evento.docx
@@ -126,7 +126,7 @@
           <w:color w:val="F39C12"/>
           <w:sz w:val="28"/>
         </w:rPr>
-        <w:t>Plano do evento · Temporada 2027</w:t>
+        <w:t>Projeto do evento · Temporada 2027</w:t>
       </w:r>
     </w:p>
     <w:p>
@@ -162,7 +162,7 @@
           <w:color w:val="7F8C8D"/>
           <w:sz w:val="20"/>
         </w:rPr>
-        <w:t>Previsão: depois do Festival — agosto ou mais para o fim do ano. Sem data fechada.</w:t>
+        <w:t>PROJETO — o Arraial da Explosão ainda não existe. Este documento é a proposta de criação: por que fazer, como fazer e o que é preciso para que a primeira edição aconteça. Previsão: depois do Festival — agosto ou mais para o fim do ano. Sem data fechada.</w:t>
       </w:r>
     </w:p>
     <w:p>
@@ -203,7 +203,101 @@
           <w:color w:val="922B21"/>
           <w:sz w:val="32"/>
         </w:rPr>
-        <w:t>1. O QUE É E POR QUE EXISTE</w:t>
+        <w:t>1. POR QUE VAMOS FAZER</w:t>
+      </w:r>
+    </w:p>
+    <w:tbl>
+      <w:tblPr>
+        <w:tblW w:type="auto" w:w="0"/>
+        <w:tblLook w:firstColumn="1" w:firstRow="1" w:lastColumn="0" w:lastRow="0" w:noHBand="0" w:noVBand="1" w:val="04A0"/>
+        <w:tblBorders>
+          <w:top w:val="single" w:sz="4" w:space="0" w:color="922B21"/>
+          <w:left w:val="single" w:sz="4" w:space="0" w:color="922B21"/>
+          <w:bottom w:val="single" w:sz="4" w:space="0" w:color="922B21"/>
+          <w:right w:val="single" w:sz="4" w:space="0" w:color="922B21"/>
+          <w:insideH w:val="single" w:sz="4" w:space="0" w:color="922B21"/>
+          <w:insideV w:val="single" w:sz="4" w:space="0" w:color="922B21"/>
+        </w:tblBorders>
+      </w:tblPr>
+      <w:tblGrid>
+        <w:gridCol w:w="9072"/>
+      </w:tblGrid>
+      <w:tr>
+        <w:tc>
+          <w:tcPr>
+            <w:tcW w:type="dxa" w:w="9072"/>
+            <w:shd w:val="clear" w:color="auto" w:fill="F2F3F4"/>
+          </w:tcPr>
+          <w:p>
+            <w:pPr>
+              <w:spacing w:before="100" w:after="40"/>
+            </w:pPr>
+            <w:r/>
+            <w:r>
+              <w:rPr>
+                <w:rFonts w:ascii="Arial" w:hAnsi="Arial"/>
+                <w:b/>
+                <w:i w:val="0"/>
+                <w:color w:val="922B21"/>
+                <w:sz w:val="22"/>
+              </w:rPr>
+              <w:t>Leia antes de tudo: isto é um projeto, não um relatório</w:t>
+            </w:r>
+          </w:p>
+          <w:p>
+            <w:pPr>
+              <w:spacing w:after="120"/>
+              <w:jc w:val="both"/>
+            </w:pPr>
+            <w:r>
+              <w:rPr>
+                <w:rFonts w:ascii="Arial" w:hAnsi="Arial"/>
+                <w:b w:val="0"/>
+                <w:i w:val="0"/>
+                <w:color w:val="2C3E50"/>
+                <w:sz w:val="21"/>
+              </w:rPr>
+              <w:t>O Arraial da Explosão nunca aconteceu. Não existe edição anterior, não há data marcada e não há orçamento aprovado. O que existe é a decisão de criá-lo. Tudo o que vem a seguir — programação, competição, feira, estrutura, cronograma — é proposta a ser levada à Diretoria, discutida e ajustada. O documento serve exatamente para isso: transformar a ideia em algo que dá para aprovar, orçar e executar.</w:t>
+            </w:r>
+          </w:p>
+        </w:tc>
+      </w:tr>
+    </w:tbl>
+    <w:p>
+      <w:pPr>
+        <w:spacing w:after="120"/>
+      </w:pPr>
+    </w:p>
+    <w:p>
+      <w:pPr>
+        <w:spacing w:after="140"/>
+        <w:jc w:val="both"/>
+      </w:pPr>
+      <w:r>
+        <w:rPr>
+          <w:rFonts w:ascii="Arial" w:hAnsi="Arial"/>
+          <w:b w:val="0"/>
+          <w:i w:val="0"/>
+          <w:color w:val="2C3E50"/>
+          <w:sz w:val="22"/>
+        </w:rPr>
+        <w:t>A pergunta que este projeto responde não é “como organizar mais uma festa”. É por que a Explosão Junina precisa ter uma festa própria — e por que precisa ter agora, junto com a reestruturação da quadrilha para 2027.</w:t>
+      </w:r>
+    </w:p>
+    <w:p>
+      <w:pPr>
+        <w:pStyle w:val="Heading2"/>
+        <w:spacing w:before="280" w:after="160"/>
+      </w:pPr>
+      <w:r>
+        <w:rPr>
+          <w:rFonts w:ascii="Arial" w:hAnsi="Arial"/>
+          <w:b/>
+          <w:i w:val="0"/>
+          <w:color w:val="2C3E50"/>
+          <w:sz w:val="26"/>
+        </w:rPr>
+        <w:t>1.1 O problema: a temporada junina morre cedo em Beruri</w:t>
       </w:r>
     </w:p>
     <w:p>
@@ -219,7 +313,7 @@
           <w:color w:val="2C3E50"/>
           <w:sz w:val="22"/>
         </w:rPr>
-        <w:t>O Arraial da Explosão é a festa própria da quadrilha, realizada depois do Festival Folclórico de Beruri. Ele nasce de uma constatação simples: a temporada junina morre cedo demais na cidade. Passado o Festival, tudo para — os grupos se dispersam, o público esquece e o assunto só volta no ano seguinte.</w:t>
+        <w:t>A temporada junina da cidade cabe em poucas semanas. Passado o Festival Folclórico, tudo para: os grupos se dispersam, o público esquece, os ensaios acabam, as redes silenciam e o assunto só volta no ano seguinte. Para quem vê de fora, a quadrilha existe um mês por ano.</w:t>
       </w:r>
     </w:p>
     <w:p>
@@ -235,8 +329,542 @@
           <w:color w:val="2C3E50"/>
           <w:sz w:val="22"/>
         </w:rPr>
-        <w:t>O Arraial existe para quebrar esse ciclo. É a Explosão devolvendo à cidade um segundo momento de festa, reunindo as danças de Beruri e de municípios vizinhos, movimentando o comércio local e mantendo a quadrilha presente no calendário cultural o ano inteiro.</w:t>
+        <w:t>Isso tem um custo real, e não é só simbólico. Quadrilha que só aparece em julho não consegue patrocínio (o comércio não vê retorno), não consegue sócio torcedor (ninguém apoia o ano inteiro algo que só existe uma noite), não segura brincante (sete meses sem nada acontecendo é tempo de sobra para perder gente) e não constrói memória na cidade.</w:t>
       </w:r>
+    </w:p>
+    <w:p>
+      <w:pPr>
+        <w:pStyle w:val="Heading2"/>
+        <w:spacing w:before="280" w:after="160"/>
+      </w:pPr>
+      <w:r>
+        <w:rPr>
+          <w:rFonts w:ascii="Arial" w:hAnsi="Arial"/>
+          <w:b/>
+          <w:i w:val="0"/>
+          <w:color w:val="2C3E50"/>
+          <w:sz w:val="26"/>
+        </w:rPr>
+        <w:t>1.2 A ideia central: estar sempre em movimento</w:t>
+      </w:r>
+    </w:p>
+    <w:p>
+      <w:pPr>
+        <w:spacing w:after="120"/>
+      </w:pPr>
+    </w:p>
+    <w:p>
+      <w:pPr>
+        <w:spacing w:before="200" w:after="200"/>
+        <w:jc w:val="center"/>
+      </w:pPr>
+      <w:r>
+        <w:rPr>
+          <w:rFonts w:ascii="Arial" w:hAnsi="Arial"/>
+          <w:b/>
+          <w:i/>
+          <w:color w:val="922B21"/>
+          <w:sz w:val="24"/>
+        </w:rPr>
+        <w:t>“A Explosão não é uma noite de julho. É um grupo que trabalha o ano inteiro.”</w:t>
+      </w:r>
+    </w:p>
+    <w:p>
+      <w:pPr>
+        <w:spacing w:after="140"/>
+        <w:jc w:val="both"/>
+      </w:pPr>
+      <w:r>
+        <w:rPr>
+          <w:rFonts w:ascii="Arial" w:hAnsi="Arial"/>
+          <w:b w:val="0"/>
+          <w:i w:val="0"/>
+          <w:color w:val="2C3E50"/>
+          <w:sz w:val="22"/>
+        </w:rPr>
+        <w:t>O Arraial da Explosão é a peça mais visível de uma virada maior: a Explosão passa a ocupar o calendário da cidade o ano todo. Junto com o Arraial de Lançamento, o Programa Sócio Torcedor, os projetos de arrecadação e a nova estrutura de diretoria e grupos de produção, ele existe para passar uma mensagem que hoje a cidade não recebe:</w:t>
+      </w:r>
+    </w:p>
+    <w:p>
+      <w:pPr>
+        <w:pStyle w:val="ListBullet"/>
+        <w:spacing w:after="80"/>
+      </w:pPr>
+      <w:r>
+        <w:rPr>
+          <w:rFonts w:ascii="Arial" w:hAnsi="Arial"/>
+          <w:b/>
+          <w:i w:val="0"/>
+          <w:color w:val="2C3E50"/>
+          <w:sz w:val="22"/>
+        </w:rPr>
+        <w:t xml:space="preserve">Estamos sempre ativos: </w:t>
+      </w:r>
+      <w:r>
+        <w:rPr>
+          <w:rFonts w:ascii="Arial" w:hAnsi="Arial"/>
+          <w:b w:val="0"/>
+          <w:i w:val="0"/>
+          <w:color w:val="2C3E50"/>
+          <w:sz w:val="22"/>
+        </w:rPr>
+        <w:t>sempre há algo acontecendo — ensaio, evento, ação, notícia. A quadrilha não hiberna entre um Festival e outro.</w:t>
+      </w:r>
+    </w:p>
+    <w:p>
+      <w:pPr>
+        <w:pStyle w:val="ListBullet"/>
+        <w:spacing w:after="80"/>
+      </w:pPr>
+      <w:r>
+        <w:rPr>
+          <w:rFonts w:ascii="Arial" w:hAnsi="Arial"/>
+          <w:b/>
+          <w:i w:val="0"/>
+          <w:color w:val="2C3E50"/>
+          <w:sz w:val="22"/>
+        </w:rPr>
+        <w:t xml:space="preserve">Estamos sempre inovando: </w:t>
+      </w:r>
+      <w:r>
+        <w:rPr>
+          <w:rFonts w:ascii="Arial" w:hAnsi="Arial"/>
+          <w:b w:val="0"/>
+          <w:i w:val="0"/>
+          <w:color w:val="2C3E50"/>
+          <w:sz w:val="22"/>
+        </w:rPr>
+        <w:t>votação popular pelo celular, sistema próprio de avaliação, sócio torcedor com painel e troféus, prestação de contas pública. Nada disso existe na região.</w:t>
+      </w:r>
+    </w:p>
+    <w:p>
+      <w:pPr>
+        <w:pStyle w:val="ListBullet"/>
+        <w:spacing w:after="80"/>
+      </w:pPr>
+      <w:r>
+        <w:rPr>
+          <w:rFonts w:ascii="Arial" w:hAnsi="Arial"/>
+          <w:b/>
+          <w:i w:val="0"/>
+          <w:color w:val="2C3E50"/>
+          <w:sz w:val="22"/>
+        </w:rPr>
+        <w:t xml:space="preserve">Estamos movimentando a quadrilha em Beruri: </w:t>
+      </w:r>
+      <w:r>
+        <w:rPr>
+          <w:rFonts w:ascii="Arial" w:hAnsi="Arial"/>
+          <w:b w:val="0"/>
+          <w:i w:val="0"/>
+          <w:color w:val="2C3E50"/>
+          <w:sz w:val="22"/>
+        </w:rPr>
+        <w:t>a Explosão não puxa só para si. Ela dá palco, troféu e certificado às outras danças, aproxima municípios vizinhos e faz o cenário junino da cidade crescer junto.</w:t>
+      </w:r>
+    </w:p>
+    <w:p>
+      <w:pPr>
+        <w:pStyle w:val="ListBullet"/>
+        <w:spacing w:after="80"/>
+      </w:pPr>
+      <w:r>
+        <w:rPr>
+          <w:rFonts w:ascii="Arial" w:hAnsi="Arial"/>
+          <w:b/>
+          <w:i w:val="0"/>
+          <w:color w:val="2C3E50"/>
+          <w:sz w:val="22"/>
+        </w:rPr>
+        <w:t xml:space="preserve">Estamos construindo tradição: </w:t>
+      </w:r>
+      <w:r>
+        <w:rPr>
+          <w:rFonts w:ascii="Arial" w:hAnsi="Arial"/>
+          <w:b w:val="0"/>
+          <w:i w:val="0"/>
+          <w:color w:val="2C3E50"/>
+          <w:sz w:val="22"/>
+        </w:rPr>
+        <w:t>um evento que se repete todo ano vira parte do calendário. É assim que o Festival virou o que é — e é isso que o Arraial persegue.</w:t>
+      </w:r>
+    </w:p>
+    <w:p>
+      <w:pPr>
+        <w:pStyle w:val="Heading2"/>
+        <w:spacing w:before="280" w:after="160"/>
+      </w:pPr>
+      <w:r>
+        <w:rPr>
+          <w:rFonts w:ascii="Arial" w:hAnsi="Arial"/>
+          <w:b/>
+          <w:i w:val="0"/>
+          <w:color w:val="2C3E50"/>
+          <w:sz w:val="26"/>
+        </w:rPr>
+        <w:t>1.3 O que a Explosão ganha com isso</w:t>
+      </w:r>
+    </w:p>
+    <w:tbl>
+      <w:tblPr>
+        <w:tblW w:type="auto" w:w="0"/>
+        <w:jc w:val="center"/>
+        <w:tblLayout w:type="fixed"/>
+        <w:tblLook w:firstColumn="1" w:firstRow="1" w:lastColumn="0" w:lastRow="0" w:noHBand="0" w:noVBand="1" w:val="04A0"/>
+        <w:tblBorders>
+          <w:top w:val="single" w:sz="4" w:space="0" w:color="7F8C8D"/>
+          <w:left w:val="single" w:sz="4" w:space="0" w:color="7F8C8D"/>
+          <w:bottom w:val="single" w:sz="4" w:space="0" w:color="7F8C8D"/>
+          <w:right w:val="single" w:sz="4" w:space="0" w:color="7F8C8D"/>
+          <w:insideH w:val="single" w:sz="4" w:space="0" w:color="7F8C8D"/>
+          <w:insideV w:val="single" w:sz="4" w:space="0" w:color="7F8C8D"/>
+        </w:tblBorders>
+      </w:tblPr>
+      <w:tblGrid>
+        <w:gridCol w:w="4536"/>
+        <w:gridCol w:w="4536"/>
+      </w:tblGrid>
+      <w:tr>
+        <w:tc>
+          <w:tcPr>
+            <w:tcW w:type="dxa" w:w="2268"/>
+            <w:shd w:val="clear" w:color="auto" w:fill="922B21"/>
+          </w:tcPr>
+          <w:p>
+            <w:pPr>
+              <w:spacing w:before="60" w:after="60"/>
+              <w:jc w:val="left"/>
+            </w:pPr>
+            <w:r/>
+            <w:r>
+              <w:rPr>
+                <w:rFonts w:ascii="Arial" w:hAnsi="Arial"/>
+                <w:b/>
+                <w:i w:val="0"/>
+                <w:color w:val="FFFFFF"/>
+                <w:sz w:val="20"/>
+              </w:rPr>
+              <w:t>Frente</w:t>
+            </w:r>
+          </w:p>
+        </w:tc>
+        <w:tc>
+          <w:tcPr>
+            <w:tcW w:type="dxa" w:w="6803"/>
+            <w:shd w:val="clear" w:color="auto" w:fill="922B21"/>
+          </w:tcPr>
+          <w:p>
+            <w:pPr>
+              <w:spacing w:before="60" w:after="60"/>
+              <w:jc w:val="left"/>
+            </w:pPr>
+            <w:r/>
+            <w:r>
+              <w:rPr>
+                <w:rFonts w:ascii="Arial" w:hAnsi="Arial"/>
+                <w:b/>
+                <w:i w:val="0"/>
+                <w:color w:val="FFFFFF"/>
+                <w:sz w:val="20"/>
+              </w:rPr>
+              <w:t>O que o Arraial destrava</w:t>
+            </w:r>
+          </w:p>
+        </w:tc>
+      </w:tr>
+      <w:tr>
+        <w:tc>
+          <w:tcPr>
+            <w:tcW w:type="dxa" w:w="2268"/>
+            <w:shd w:val="clear" w:color="auto" w:fill="F2F3F4"/>
+          </w:tcPr>
+          <w:p>
+            <w:pPr>
+              <w:spacing w:before="60" w:after="60"/>
+              <w:jc w:val="left"/>
+            </w:pPr>
+            <w:r/>
+            <w:r>
+              <w:rPr>
+                <w:rFonts w:ascii="Arial" w:hAnsi="Arial"/>
+                <w:b/>
+                <w:i w:val="0"/>
+                <w:color w:val="2C3E50"/>
+                <w:sz w:val="20"/>
+              </w:rPr>
+              <w:t>Patrocínio e parceria</w:t>
+            </w:r>
+          </w:p>
+        </w:tc>
+        <w:tc>
+          <w:tcPr>
+            <w:tcW w:type="dxa" w:w="6803"/>
+            <w:shd w:val="clear" w:color="auto" w:fill="F2F3F4"/>
+          </w:tcPr>
+          <w:p>
+            <w:pPr>
+              <w:spacing w:before="60" w:after="60"/>
+              <w:jc w:val="left"/>
+            </w:pPr>
+            <w:r/>
+            <w:r>
+              <w:rPr>
+                <w:rFonts w:ascii="Arial" w:hAnsi="Arial"/>
+                <w:b w:val="0"/>
+                <w:i w:val="0"/>
+                <w:color w:val="2C3E50"/>
+                <w:sz w:val="20"/>
+              </w:rPr>
+              <w:t>Comerciante patrocina quem aparece. Com dois eventos próprios por ano, a quadrilha passa a ter contrapartida real para oferecer — e não só um pedido</w:t>
+            </w:r>
+          </w:p>
+        </w:tc>
+      </w:tr>
+      <w:tr>
+        <w:tc>
+          <w:tcPr>
+            <w:tcW w:type="dxa" w:w="2268"/>
+            <w:shd w:val="clear" w:color="auto" w:fill="F2F3F4"/>
+          </w:tcPr>
+          <w:p>
+            <w:pPr>
+              <w:spacing w:before="60" w:after="60"/>
+              <w:jc w:val="left"/>
+            </w:pPr>
+            <w:r/>
+            <w:r>
+              <w:rPr>
+                <w:rFonts w:ascii="Arial" w:hAnsi="Arial"/>
+                <w:b/>
+                <w:i w:val="0"/>
+                <w:color w:val="2C3E50"/>
+                <w:sz w:val="20"/>
+              </w:rPr>
+              <w:t>Sócio Torcedor</w:t>
+            </w:r>
+          </w:p>
+        </w:tc>
+        <w:tc>
+          <w:tcPr>
+            <w:tcW w:type="dxa" w:w="6803"/>
+            <w:shd w:val="clear" w:color="auto" w:fill="F2F3F4"/>
+          </w:tcPr>
+          <w:p>
+            <w:pPr>
+              <w:spacing w:before="60" w:after="60"/>
+              <w:jc w:val="left"/>
+            </w:pPr>
+            <w:r/>
+            <w:r>
+              <w:rPr>
+                <w:rFonts w:ascii="Arial" w:hAnsi="Arial"/>
+                <w:b w:val="0"/>
+                <w:i w:val="0"/>
+                <w:color w:val="2C3E50"/>
+                <w:sz w:val="20"/>
+              </w:rPr>
+              <w:t>O programa cobra o ano inteiro; precisa de entrega o ano inteiro. O Arraial é um dos momentos em que o sócio vê para onde foi o apoio dele — e um posto de adesão com público na frente</w:t>
+            </w:r>
+          </w:p>
+        </w:tc>
+      </w:tr>
+      <w:tr>
+        <w:tc>
+          <w:tcPr>
+            <w:tcW w:type="dxa" w:w="2268"/>
+            <w:shd w:val="clear" w:color="auto" w:fill="F2F3F4"/>
+          </w:tcPr>
+          <w:p>
+            <w:pPr>
+              <w:spacing w:before="60" w:after="60"/>
+              <w:jc w:val="left"/>
+            </w:pPr>
+            <w:r/>
+            <w:r>
+              <w:rPr>
+                <w:rFonts w:ascii="Arial" w:hAnsi="Arial"/>
+                <w:b/>
+                <w:i w:val="0"/>
+                <w:color w:val="2C3E50"/>
+                <w:sz w:val="20"/>
+              </w:rPr>
+              <w:t>Poder público</w:t>
+            </w:r>
+          </w:p>
+        </w:tc>
+        <w:tc>
+          <w:tcPr>
+            <w:tcW w:type="dxa" w:w="6803"/>
+            <w:shd w:val="clear" w:color="auto" w:fill="F2F3F4"/>
+          </w:tcPr>
+          <w:p>
+            <w:pPr>
+              <w:spacing w:before="60" w:after="60"/>
+              <w:jc w:val="left"/>
+            </w:pPr>
+            <w:r/>
+            <w:r>
+              <w:rPr>
+                <w:rFonts w:ascii="Arial" w:hAnsi="Arial"/>
+                <w:b w:val="0"/>
+                <w:i w:val="0"/>
+                <w:color w:val="2C3E50"/>
+                <w:sz w:val="20"/>
+              </w:rPr>
+              <w:t>Evento cultural aberto, com danças convidadas e comércio local, é pauta que a Prefeitura tem interesse em apoiar. Isso abre a porta do custeio público</w:t>
+            </w:r>
+          </w:p>
+        </w:tc>
+      </w:tr>
+      <w:tr>
+        <w:tc>
+          <w:tcPr>
+            <w:tcW w:type="dxa" w:w="2268"/>
+            <w:shd w:val="clear" w:color="auto" w:fill="F2F3F4"/>
+          </w:tcPr>
+          <w:p>
+            <w:pPr>
+              <w:spacing w:before="60" w:after="60"/>
+              <w:jc w:val="left"/>
+            </w:pPr>
+            <w:r/>
+            <w:r>
+              <w:rPr>
+                <w:rFonts w:ascii="Arial" w:hAnsi="Arial"/>
+                <w:b/>
+                <w:i w:val="0"/>
+                <w:color w:val="2C3E50"/>
+                <w:sz w:val="20"/>
+              </w:rPr>
+              <w:t>Brincantes</w:t>
+            </w:r>
+          </w:p>
+        </w:tc>
+        <w:tc>
+          <w:tcPr>
+            <w:tcW w:type="dxa" w:w="6803"/>
+            <w:shd w:val="clear" w:color="auto" w:fill="F2F3F4"/>
+          </w:tcPr>
+          <w:p>
+            <w:pPr>
+              <w:spacing w:before="60" w:after="60"/>
+              <w:jc w:val="left"/>
+            </w:pPr>
+            <w:r/>
+            <w:r>
+              <w:rPr>
+                <w:rFonts w:ascii="Arial" w:hAnsi="Arial"/>
+                <w:b w:val="0"/>
+                <w:i w:val="0"/>
+                <w:color w:val="2C3E50"/>
+                <w:sz w:val="20"/>
+              </w:rPr>
+              <w:t>Mais um palco na temporada, mais um motivo para continuar, e uma atividade coletiva que não é ensaio</w:t>
+            </w:r>
+          </w:p>
+        </w:tc>
+      </w:tr>
+      <w:tr>
+        <w:tc>
+          <w:tcPr>
+            <w:tcW w:type="dxa" w:w="2268"/>
+            <w:shd w:val="clear" w:color="auto" w:fill="F2F3F4"/>
+          </w:tcPr>
+          <w:p>
+            <w:pPr>
+              <w:spacing w:before="60" w:after="60"/>
+              <w:jc w:val="left"/>
+            </w:pPr>
+            <w:r/>
+            <w:r>
+              <w:rPr>
+                <w:rFonts w:ascii="Arial" w:hAnsi="Arial"/>
+                <w:b/>
+                <w:i w:val="0"/>
+                <w:color w:val="2C3E50"/>
+                <w:sz w:val="20"/>
+              </w:rPr>
+              <w:t>Imagem da quadrilha</w:t>
+            </w:r>
+          </w:p>
+        </w:tc>
+        <w:tc>
+          <w:tcPr>
+            <w:tcW w:type="dxa" w:w="6803"/>
+            <w:shd w:val="clear" w:color="auto" w:fill="F2F3F4"/>
+          </w:tcPr>
+          <w:p>
+            <w:pPr>
+              <w:spacing w:before="60" w:after="60"/>
+              <w:jc w:val="left"/>
+            </w:pPr>
+            <w:r/>
+            <w:r>
+              <w:rPr>
+                <w:rFonts w:ascii="Arial" w:hAnsi="Arial"/>
+                <w:b w:val="0"/>
+                <w:i w:val="0"/>
+                <w:color w:val="2C3E50"/>
+                <w:sz w:val="20"/>
+              </w:rPr>
+              <w:t>A Explosão deixa de ser “a quadrilha que ganhou em 2025” e passa a ser “a quadrilha que organiza as coisas na cidade”</w:t>
+            </w:r>
+          </w:p>
+        </w:tc>
+      </w:tr>
+      <w:tr>
+        <w:tc>
+          <w:tcPr>
+            <w:tcW w:type="dxa" w:w="2268"/>
+            <w:shd w:val="clear" w:color="auto" w:fill="F2F3F4"/>
+          </w:tcPr>
+          <w:p>
+            <w:pPr>
+              <w:spacing w:before="60" w:after="60"/>
+              <w:jc w:val="left"/>
+            </w:pPr>
+            <w:r/>
+            <w:r>
+              <w:rPr>
+                <w:rFonts w:ascii="Arial" w:hAnsi="Arial"/>
+                <w:b/>
+                <w:i w:val="0"/>
+                <w:color w:val="2C3E50"/>
+                <w:sz w:val="20"/>
+              </w:rPr>
+              <w:t>Caixa</w:t>
+            </w:r>
+          </w:p>
+        </w:tc>
+        <w:tc>
+          <w:tcPr>
+            <w:tcW w:type="dxa" w:w="6803"/>
+            <w:shd w:val="clear" w:color="auto" w:fill="F2F3F4"/>
+          </w:tcPr>
+          <w:p>
+            <w:pPr>
+              <w:spacing w:before="60" w:after="60"/>
+              <w:jc w:val="left"/>
+            </w:pPr>
+            <w:r/>
+            <w:r>
+              <w:rPr>
+                <w:rFonts w:ascii="Arial" w:hAnsi="Arial"/>
+                <w:b w:val="0"/>
+                <w:i w:val="0"/>
+                <w:color w:val="2C3E50"/>
+                <w:sz w:val="20"/>
+              </w:rPr>
+              <w:t>Receita própria fora da temporada, quando o dinheiro costuma faltar</w:t>
+            </w:r>
+          </w:p>
+        </w:tc>
+      </w:tr>
+    </w:tbl>
+    <w:p>
+      <w:pPr>
+        <w:spacing w:after="160"/>
+      </w:pPr>
     </w:p>
     <w:tbl>
       <w:tblPr>
@@ -313,7 +941,7 @@
           <w:color w:val="2C3E50"/>
           <w:sz w:val="26"/>
         </w:rPr>
-        <w:t>1.1 Objetivos</w:t>
+        <w:t>1.4 Objetivos</w:t>
       </w:r>
     </w:p>
     <w:p>
@@ -485,7 +1113,7 @@
           <w:color w:val="2C3E50"/>
           <w:sz w:val="26"/>
         </w:rPr>
-        <w:t>1.2 Quando acontece</w:t>
+        <w:t>1.5 Quando acontece</w:t>
       </w:r>
     </w:p>
     <w:p>
@@ -503,6 +1131,474 @@
         </w:rPr>
         <w:t>A previsão é realizar o Arraial depois do Festival: em agosto, aproveitando o clima junino ainda recente, ou mais para o fim do ano, se isso permitir uma produção melhor e um público maior. A escolha é da Diretoria, considerando chuva, calendário da cidade, disponibilidade de espaço e caixa disponível.</w:t>
       </w:r>
+    </w:p>
+    <w:p>
+      <w:pPr>
+        <w:pStyle w:val="Heading2"/>
+        <w:spacing w:before="280" w:after="160"/>
+      </w:pPr>
+      <w:r>
+        <w:rPr>
+          <w:rFonts w:ascii="Arial" w:hAnsi="Arial"/>
+          <w:b/>
+          <w:i w:val="0"/>
+          <w:color w:val="2C3E50"/>
+          <w:sz w:val="26"/>
+        </w:rPr>
+        <w:t>1.6 O que precisa ser decidido para o projeto sair do papel</w:t>
+      </w:r>
+    </w:p>
+    <w:tbl>
+      <w:tblPr>
+        <w:tblW w:type="auto" w:w="0"/>
+        <w:jc w:val="center"/>
+        <w:tblLayout w:type="fixed"/>
+        <w:tblLook w:firstColumn="1" w:firstRow="1" w:lastColumn="0" w:lastRow="0" w:noHBand="0" w:noVBand="1" w:val="04A0"/>
+        <w:tblBorders>
+          <w:top w:val="single" w:sz="4" w:space="0" w:color="7F8C8D"/>
+          <w:left w:val="single" w:sz="4" w:space="0" w:color="7F8C8D"/>
+          <w:bottom w:val="single" w:sz="4" w:space="0" w:color="7F8C8D"/>
+          <w:right w:val="single" w:sz="4" w:space="0" w:color="7F8C8D"/>
+          <w:insideH w:val="single" w:sz="4" w:space="0" w:color="7F8C8D"/>
+          <w:insideV w:val="single" w:sz="4" w:space="0" w:color="7F8C8D"/>
+        </w:tblBorders>
+      </w:tblPr>
+      <w:tblGrid>
+        <w:gridCol w:w="3024"/>
+        <w:gridCol w:w="3024"/>
+        <w:gridCol w:w="3024"/>
+      </w:tblGrid>
+      <w:tr>
+        <w:tc>
+          <w:tcPr>
+            <w:tcW w:type="dxa" w:w="3402"/>
+            <w:shd w:val="clear" w:color="auto" w:fill="922B21"/>
+          </w:tcPr>
+          <w:p>
+            <w:pPr>
+              <w:spacing w:before="60" w:after="60"/>
+              <w:jc w:val="left"/>
+            </w:pPr>
+            <w:r/>
+            <w:r>
+              <w:rPr>
+                <w:rFonts w:ascii="Arial" w:hAnsi="Arial"/>
+                <w:b/>
+                <w:i w:val="0"/>
+                <w:color w:val="FFFFFF"/>
+                <w:sz w:val="20"/>
+              </w:rPr>
+              <w:t>Decisão</w:t>
+            </w:r>
+          </w:p>
+        </w:tc>
+        <w:tc>
+          <w:tcPr>
+            <w:tcW w:type="dxa" w:w="2551"/>
+            <w:shd w:val="clear" w:color="auto" w:fill="922B21"/>
+          </w:tcPr>
+          <w:p>
+            <w:pPr>
+              <w:spacing w:before="60" w:after="60"/>
+              <w:jc w:val="left"/>
+            </w:pPr>
+            <w:r/>
+            <w:r>
+              <w:rPr>
+                <w:rFonts w:ascii="Arial" w:hAnsi="Arial"/>
+                <w:b/>
+                <w:i w:val="0"/>
+                <w:color w:val="FFFFFF"/>
+                <w:sz w:val="20"/>
+              </w:rPr>
+              <w:t>Quem decide</w:t>
+            </w:r>
+          </w:p>
+        </w:tc>
+        <w:tc>
+          <w:tcPr>
+            <w:tcW w:type="dxa" w:w="3118"/>
+            <w:shd w:val="clear" w:color="auto" w:fill="922B21"/>
+          </w:tcPr>
+          <w:p>
+            <w:pPr>
+              <w:spacing w:before="60" w:after="60"/>
+              <w:jc w:val="left"/>
+            </w:pPr>
+            <w:r/>
+            <w:r>
+              <w:rPr>
+                <w:rFonts w:ascii="Arial" w:hAnsi="Arial"/>
+                <w:b/>
+                <w:i w:val="0"/>
+                <w:color w:val="FFFFFF"/>
+                <w:sz w:val="20"/>
+              </w:rPr>
+              <w:t>Sem isso</w:t>
+            </w:r>
+          </w:p>
+        </w:tc>
+      </w:tr>
+      <w:tr>
+        <w:tc>
+          <w:tcPr>
+            <w:tcW w:type="dxa" w:w="3402"/>
+            <w:shd w:val="clear" w:color="auto" w:fill="F2F3F4"/>
+          </w:tcPr>
+          <w:p>
+            <w:pPr>
+              <w:spacing w:before="60" w:after="60"/>
+              <w:jc w:val="left"/>
+            </w:pPr>
+            <w:r/>
+            <w:r>
+              <w:rPr>
+                <w:rFonts w:ascii="Arial" w:hAnsi="Arial"/>
+                <w:b/>
+                <w:i w:val="0"/>
+                <w:color w:val="2C3E50"/>
+                <w:sz w:val="20"/>
+              </w:rPr>
+              <w:t>Data e local da primeira edição</w:t>
+            </w:r>
+          </w:p>
+        </w:tc>
+        <w:tc>
+          <w:tcPr>
+            <w:tcW w:type="dxa" w:w="2551"/>
+            <w:shd w:val="clear" w:color="auto" w:fill="F2F3F4"/>
+          </w:tcPr>
+          <w:p>
+            <w:pPr>
+              <w:spacing w:before="60" w:after="60"/>
+              <w:jc w:val="left"/>
+            </w:pPr>
+            <w:r/>
+            <w:r>
+              <w:rPr>
+                <w:rFonts w:ascii="Arial" w:hAnsi="Arial"/>
+                <w:b w:val="0"/>
+                <w:i w:val="0"/>
+                <w:color w:val="2C3E50"/>
+                <w:sz w:val="20"/>
+              </w:rPr>
+              <w:t>Diretoria</w:t>
+            </w:r>
+          </w:p>
+        </w:tc>
+        <w:tc>
+          <w:tcPr>
+            <w:tcW w:type="dxa" w:w="3118"/>
+            <w:shd w:val="clear" w:color="auto" w:fill="F2F3F4"/>
+          </w:tcPr>
+          <w:p>
+            <w:pPr>
+              <w:spacing w:before="60" w:after="60"/>
+              <w:jc w:val="left"/>
+            </w:pPr>
+            <w:r/>
+            <w:r>
+              <w:rPr>
+                <w:rFonts w:ascii="Arial" w:hAnsi="Arial"/>
+                <w:b w:val="0"/>
+                <w:i w:val="0"/>
+                <w:color w:val="2C3E50"/>
+                <w:sz w:val="20"/>
+              </w:rPr>
+              <w:t>Nada mais pode ser planejado — todo o cronograma conta a partir da data</w:t>
+            </w:r>
+          </w:p>
+        </w:tc>
+      </w:tr>
+      <w:tr>
+        <w:tc>
+          <w:tcPr>
+            <w:tcW w:type="dxa" w:w="3402"/>
+            <w:shd w:val="clear" w:color="auto" w:fill="F2F3F4"/>
+          </w:tcPr>
+          <w:p>
+            <w:pPr>
+              <w:spacing w:before="60" w:after="60"/>
+              <w:jc w:val="left"/>
+            </w:pPr>
+            <w:r/>
+            <w:r>
+              <w:rPr>
+                <w:rFonts w:ascii="Arial" w:hAnsi="Arial"/>
+                <w:b/>
+                <w:i w:val="0"/>
+                <w:color w:val="2C3E50"/>
+                <w:sz w:val="20"/>
+              </w:rPr>
+              <w:t>Parceria com a Prefeitura e o que ela cobre</w:t>
+            </w:r>
+          </w:p>
+        </w:tc>
+        <w:tc>
+          <w:tcPr>
+            <w:tcW w:type="dxa" w:w="2551"/>
+            <w:shd w:val="clear" w:color="auto" w:fill="F2F3F4"/>
+          </w:tcPr>
+          <w:p>
+            <w:pPr>
+              <w:spacing w:before="60" w:after="60"/>
+              <w:jc w:val="left"/>
+            </w:pPr>
+            <w:r/>
+            <w:r>
+              <w:rPr>
+                <w:rFonts w:ascii="Arial" w:hAnsi="Arial"/>
+                <w:b w:val="0"/>
+                <w:i w:val="0"/>
+                <w:color w:val="2C3E50"/>
+                <w:sz w:val="20"/>
+              </w:rPr>
+              <w:t>Presidência + Diretoria de Eventos</w:t>
+            </w:r>
+          </w:p>
+        </w:tc>
+        <w:tc>
+          <w:tcPr>
+            <w:tcW w:type="dxa" w:w="3118"/>
+            <w:shd w:val="clear" w:color="auto" w:fill="F2F3F4"/>
+          </w:tcPr>
+          <w:p>
+            <w:pPr>
+              <w:spacing w:before="60" w:after="60"/>
+              <w:jc w:val="left"/>
+            </w:pPr>
+            <w:r/>
+            <w:r>
+              <w:rPr>
+                <w:rFonts w:ascii="Arial" w:hAnsi="Arial"/>
+                <w:b w:val="0"/>
+                <w:i w:val="0"/>
+                <w:color w:val="2C3E50"/>
+                <w:sz w:val="20"/>
+              </w:rPr>
+              <w:t>O orçamento fica todo no caixa da quadrilha</w:t>
+            </w:r>
+          </w:p>
+        </w:tc>
+      </w:tr>
+      <w:tr>
+        <w:tc>
+          <w:tcPr>
+            <w:tcW w:type="dxa" w:w="3402"/>
+            <w:shd w:val="clear" w:color="auto" w:fill="F2F3F4"/>
+          </w:tcPr>
+          <w:p>
+            <w:pPr>
+              <w:spacing w:before="60" w:after="60"/>
+              <w:jc w:val="left"/>
+            </w:pPr>
+            <w:r/>
+            <w:r>
+              <w:rPr>
+                <w:rFonts w:ascii="Arial" w:hAnsi="Arial"/>
+                <w:b/>
+                <w:i w:val="0"/>
+                <w:color w:val="2C3E50"/>
+                <w:sz w:val="20"/>
+              </w:rPr>
+              <w:t>Condição das bancas (taxa de 5% a 10% ou valor fixo)</w:t>
+            </w:r>
+          </w:p>
+        </w:tc>
+        <w:tc>
+          <w:tcPr>
+            <w:tcW w:type="dxa" w:w="2551"/>
+            <w:shd w:val="clear" w:color="auto" w:fill="F2F3F4"/>
+          </w:tcPr>
+          <w:p>
+            <w:pPr>
+              <w:spacing w:before="60" w:after="60"/>
+              <w:jc w:val="left"/>
+            </w:pPr>
+            <w:r/>
+            <w:r>
+              <w:rPr>
+                <w:rFonts w:ascii="Arial" w:hAnsi="Arial"/>
+                <w:b w:val="0"/>
+                <w:i w:val="0"/>
+                <w:color w:val="2C3E50"/>
+                <w:sz w:val="20"/>
+              </w:rPr>
+              <w:t>Diretoria + Financeiro</w:t>
+            </w:r>
+          </w:p>
+        </w:tc>
+        <w:tc>
+          <w:tcPr>
+            <w:tcW w:type="dxa" w:w="3118"/>
+            <w:shd w:val="clear" w:color="auto" w:fill="F2F3F4"/>
+          </w:tcPr>
+          <w:p>
+            <w:pPr>
+              <w:spacing w:before="60" w:after="60"/>
+              <w:jc w:val="left"/>
+            </w:pPr>
+            <w:r/>
+            <w:r>
+              <w:rPr>
+                <w:rFonts w:ascii="Arial" w:hAnsi="Arial"/>
+                <w:b w:val="0"/>
+                <w:i w:val="0"/>
+                <w:color w:val="2C3E50"/>
+                <w:sz w:val="20"/>
+              </w:rPr>
+              <w:t>Não dá para abrir o edital de cadastro dos comerciantes</w:t>
+            </w:r>
+          </w:p>
+        </w:tc>
+      </w:tr>
+      <w:tr>
+        <w:tc>
+          <w:tcPr>
+            <w:tcW w:type="dxa" w:w="3402"/>
+            <w:shd w:val="clear" w:color="auto" w:fill="F2F3F4"/>
+          </w:tcPr>
+          <w:p>
+            <w:pPr>
+              <w:spacing w:before="60" w:after="60"/>
+              <w:jc w:val="left"/>
+            </w:pPr>
+            <w:r/>
+            <w:r>
+              <w:rPr>
+                <w:rFonts w:ascii="Arial" w:hAnsi="Arial"/>
+                <w:b/>
+                <w:i w:val="0"/>
+                <w:color w:val="2C3E50"/>
+                <w:sz w:val="20"/>
+              </w:rPr>
+              <w:t>Se as danças de fora competem, competem à parte ou vêm fora de competição</w:t>
+            </w:r>
+          </w:p>
+        </w:tc>
+        <w:tc>
+          <w:tcPr>
+            <w:tcW w:type="dxa" w:w="2551"/>
+            <w:shd w:val="clear" w:color="auto" w:fill="F2F3F4"/>
+          </w:tcPr>
+          <w:p>
+            <w:pPr>
+              <w:spacing w:before="60" w:after="60"/>
+              <w:jc w:val="left"/>
+            </w:pPr>
+            <w:r/>
+            <w:r>
+              <w:rPr>
+                <w:rFonts w:ascii="Arial" w:hAnsi="Arial"/>
+                <w:b w:val="0"/>
+                <w:i w:val="0"/>
+                <w:color w:val="2C3E50"/>
+                <w:sz w:val="20"/>
+              </w:rPr>
+              <w:t>Diretoria</w:t>
+            </w:r>
+          </w:p>
+        </w:tc>
+        <w:tc>
+          <w:tcPr>
+            <w:tcW w:type="dxa" w:w="3118"/>
+            <w:shd w:val="clear" w:color="auto" w:fill="F2F3F4"/>
+          </w:tcPr>
+          <w:p>
+            <w:pPr>
+              <w:spacing w:before="60" w:after="60"/>
+              <w:jc w:val="left"/>
+            </w:pPr>
+            <w:r/>
+            <w:r>
+              <w:rPr>
+                <w:rFonts w:ascii="Arial" w:hAnsi="Arial"/>
+                <w:b w:val="0"/>
+                <w:i w:val="0"/>
+                <w:color w:val="2C3E50"/>
+                <w:sz w:val="20"/>
+              </w:rPr>
+              <w:t>Não dá para fechar as categorias nem os troféus</w:t>
+            </w:r>
+          </w:p>
+        </w:tc>
+      </w:tr>
+      <w:tr>
+        <w:tc>
+          <w:tcPr>
+            <w:tcW w:type="dxa" w:w="3402"/>
+            <w:shd w:val="clear" w:color="auto" w:fill="F2F3F4"/>
+          </w:tcPr>
+          <w:p>
+            <w:pPr>
+              <w:spacing w:before="60" w:after="60"/>
+              <w:jc w:val="left"/>
+            </w:pPr>
+            <w:r/>
+            <w:r>
+              <w:rPr>
+                <w:rFonts w:ascii="Arial" w:hAnsi="Arial"/>
+                <w:b/>
+                <w:i w:val="0"/>
+                <w:color w:val="2C3E50"/>
+                <w:sz w:val="20"/>
+              </w:rPr>
+              <w:t>Orçamento aprovado</w:t>
+            </w:r>
+          </w:p>
+        </w:tc>
+        <w:tc>
+          <w:tcPr>
+            <w:tcW w:type="dxa" w:w="2551"/>
+            <w:shd w:val="clear" w:color="auto" w:fill="F2F3F4"/>
+          </w:tcPr>
+          <w:p>
+            <w:pPr>
+              <w:spacing w:before="60" w:after="60"/>
+              <w:jc w:val="left"/>
+            </w:pPr>
+            <w:r/>
+            <w:r>
+              <w:rPr>
+                <w:rFonts w:ascii="Arial" w:hAnsi="Arial"/>
+                <w:b w:val="0"/>
+                <w:i w:val="0"/>
+                <w:color w:val="2C3E50"/>
+                <w:sz w:val="20"/>
+              </w:rPr>
+              <w:t>Diretor Financeiro</w:t>
+            </w:r>
+          </w:p>
+        </w:tc>
+        <w:tc>
+          <w:tcPr>
+            <w:tcW w:type="dxa" w:w="3118"/>
+            <w:shd w:val="clear" w:color="auto" w:fill="F2F3F4"/>
+          </w:tcPr>
+          <w:p>
+            <w:pPr>
+              <w:spacing w:before="60" w:after="60"/>
+              <w:jc w:val="left"/>
+            </w:pPr>
+            <w:r/>
+            <w:r>
+              <w:rPr>
+                <w:rFonts w:ascii="Arial" w:hAnsi="Arial"/>
+                <w:b w:val="0"/>
+                <w:i w:val="0"/>
+                <w:color w:val="2C3E50"/>
+                <w:sz w:val="20"/>
+              </w:rPr>
+              <w:t>A quadrilha entra no evento sem saber quanto pode gastar</w:t>
+            </w:r>
+          </w:p>
+        </w:tc>
+      </w:tr>
+    </w:tbl>
+    <w:p>
+      <w:pPr>
+        <w:spacing w:after="160"/>
+      </w:pPr>
     </w:p>
     <w:p>
       <w:r>
@@ -2241,7 +3337,542 @@
           <w:color w:val="2C3E50"/>
           <w:sz w:val="22"/>
         </w:rPr>
-        <w:t>O Arraial é também uma oportunidade para o comércio de Beruri. Convidar os vendedores da cidade amplia a festa, atrai mais público e cria vínculo entre a quadrilha e o comércio — que depois vira parceria e patrocínio.</w:t>
+        <w:t>A feira é a segunda perna do Arraial. Ela transforma um evento de dança numa noite de movimento para a cidade: o comerciante vende, o público fica mais tempo, a quadrilha arrecada e o vínculo criado ali vira patrocínio na temporada seguinte. É também o argumento mais forte na conversa com o poder público — não é um pedido para uma festa, é um espaço de renda para comerciantes berurienses.</w:t>
+      </w:r>
+    </w:p>
+    <w:p>
+      <w:pPr>
+        <w:pStyle w:val="Heading2"/>
+        <w:spacing w:before="280" w:after="160"/>
+      </w:pPr>
+      <w:r>
+        <w:rPr>
+          <w:rFonts w:ascii="Arial" w:hAnsi="Arial"/>
+          <w:b/>
+          <w:i w:val="0"/>
+          <w:color w:val="2C3E50"/>
+          <w:sz w:val="26"/>
+        </w:rPr>
+        <w:t>4.1 Parceria com a Prefeitura</w:t>
+      </w:r>
+    </w:p>
+    <w:p>
+      <w:pPr>
+        <w:spacing w:after="140"/>
+        <w:jc w:val="both"/>
+      </w:pPr>
+      <w:r>
+        <w:rPr>
+          <w:rFonts w:ascii="Arial" w:hAnsi="Arial"/>
+          <w:b w:val="0"/>
+          <w:i w:val="0"/>
+          <w:color w:val="2C3E50"/>
+          <w:sz w:val="22"/>
+        </w:rPr>
+        <w:t>O ideal é que o Arraial seja realizado em parceria com a Prefeitura de Beruri, com solicitação formal de recursos e apoio. A quadrilha entra com a produção, o público e o conteúdo cultural; o poder público entra com o que encarece um evento aberto e que a quadrilha não tem como bancar sozinha.</w:t>
+      </w:r>
+    </w:p>
+    <w:tbl>
+      <w:tblPr>
+        <w:tblW w:type="auto" w:w="0"/>
+        <w:jc w:val="center"/>
+        <w:tblLayout w:type="fixed"/>
+        <w:tblLook w:firstColumn="1" w:firstRow="1" w:lastColumn="0" w:lastRow="0" w:noHBand="0" w:noVBand="1" w:val="04A0"/>
+        <w:tblBorders>
+          <w:top w:val="single" w:sz="4" w:space="0" w:color="7F8C8D"/>
+          <w:left w:val="single" w:sz="4" w:space="0" w:color="7F8C8D"/>
+          <w:bottom w:val="single" w:sz="4" w:space="0" w:color="7F8C8D"/>
+          <w:right w:val="single" w:sz="4" w:space="0" w:color="7F8C8D"/>
+          <w:insideH w:val="single" w:sz="4" w:space="0" w:color="7F8C8D"/>
+          <w:insideV w:val="single" w:sz="4" w:space="0" w:color="7F8C8D"/>
+        </w:tblBorders>
+      </w:tblPr>
+      <w:tblGrid>
+        <w:gridCol w:w="4536"/>
+        <w:gridCol w:w="4536"/>
+      </w:tblGrid>
+      <w:tr>
+        <w:tc>
+          <w:tcPr>
+            <w:tcW w:type="dxa" w:w="3685"/>
+            <w:shd w:val="clear" w:color="auto" w:fill="922B21"/>
+          </w:tcPr>
+          <w:p>
+            <w:pPr>
+              <w:spacing w:before="60" w:after="60"/>
+              <w:jc w:val="left"/>
+            </w:pPr>
+            <w:r/>
+            <w:r>
+              <w:rPr>
+                <w:rFonts w:ascii="Arial" w:hAnsi="Arial"/>
+                <w:b/>
+                <w:i w:val="0"/>
+                <w:color w:val="FFFFFF"/>
+                <w:sz w:val="20"/>
+              </w:rPr>
+              <w:t>O que se pede à Prefeitura</w:t>
+            </w:r>
+          </w:p>
+        </w:tc>
+        <w:tc>
+          <w:tcPr>
+            <w:tcW w:type="dxa" w:w="5386"/>
+            <w:shd w:val="clear" w:color="auto" w:fill="922B21"/>
+          </w:tcPr>
+          <w:p>
+            <w:pPr>
+              <w:spacing w:before="60" w:after="60"/>
+              <w:jc w:val="left"/>
+            </w:pPr>
+            <w:r/>
+            <w:r>
+              <w:rPr>
+                <w:rFonts w:ascii="Arial" w:hAnsi="Arial"/>
+                <w:b/>
+                <w:i w:val="0"/>
+                <w:color w:val="FFFFFF"/>
+                <w:sz w:val="20"/>
+              </w:rPr>
+              <w:t>Por que faz diferença</w:t>
+            </w:r>
+          </w:p>
+        </w:tc>
+      </w:tr>
+      <w:tr>
+        <w:tc>
+          <w:tcPr>
+            <w:tcW w:type="dxa" w:w="3685"/>
+            <w:shd w:val="clear" w:color="auto" w:fill="F2F3F4"/>
+          </w:tcPr>
+          <w:p>
+            <w:pPr>
+              <w:spacing w:before="60" w:after="60"/>
+              <w:jc w:val="left"/>
+            </w:pPr>
+            <w:r/>
+            <w:r>
+              <w:rPr>
+                <w:rFonts w:ascii="Arial" w:hAnsi="Arial"/>
+                <w:b/>
+                <w:i w:val="0"/>
+                <w:color w:val="2C3E50"/>
+                <w:sz w:val="20"/>
+              </w:rPr>
+              <w:t>Limpeza do espaço (antes, durante e depois)</w:t>
+            </w:r>
+          </w:p>
+        </w:tc>
+        <w:tc>
+          <w:tcPr>
+            <w:tcW w:type="dxa" w:w="5386"/>
+            <w:shd w:val="clear" w:color="auto" w:fill="F2F3F4"/>
+          </w:tcPr>
+          <w:p>
+            <w:pPr>
+              <w:spacing w:before="60" w:after="60"/>
+              <w:jc w:val="left"/>
+            </w:pPr>
+            <w:r/>
+            <w:r>
+              <w:rPr>
+                <w:rFonts w:ascii="Arial" w:hAnsi="Arial"/>
+                <w:b w:val="0"/>
+                <w:i w:val="0"/>
+                <w:color w:val="2C3E50"/>
+                <w:sz w:val="20"/>
+              </w:rPr>
+              <w:t>É a maior despesa invisível de qualquer evento aberto, e a que mais gera reclamação se falhar</w:t>
+            </w:r>
+          </w:p>
+        </w:tc>
+      </w:tr>
+      <w:tr>
+        <w:tc>
+          <w:tcPr>
+            <w:tcW w:type="dxa" w:w="3685"/>
+            <w:shd w:val="clear" w:color="auto" w:fill="F2F3F4"/>
+          </w:tcPr>
+          <w:p>
+            <w:pPr>
+              <w:spacing w:before="60" w:after="60"/>
+              <w:jc w:val="left"/>
+            </w:pPr>
+            <w:r/>
+            <w:r>
+              <w:rPr>
+                <w:rFonts w:ascii="Arial" w:hAnsi="Arial"/>
+                <w:b/>
+                <w:i w:val="0"/>
+                <w:color w:val="2C3E50"/>
+                <w:sz w:val="20"/>
+              </w:rPr>
+              <w:t>Segurança e apoio da guarda / polícia</w:t>
+            </w:r>
+          </w:p>
+        </w:tc>
+        <w:tc>
+          <w:tcPr>
+            <w:tcW w:type="dxa" w:w="5386"/>
+            <w:shd w:val="clear" w:color="auto" w:fill="F2F3F4"/>
+          </w:tcPr>
+          <w:p>
+            <w:pPr>
+              <w:spacing w:before="60" w:after="60"/>
+              <w:jc w:val="left"/>
+            </w:pPr>
+            <w:r/>
+            <w:r>
+              <w:rPr>
+                <w:rFonts w:ascii="Arial" w:hAnsi="Arial"/>
+                <w:b w:val="0"/>
+                <w:i w:val="0"/>
+                <w:color w:val="2C3E50"/>
+                <w:sz w:val="20"/>
+              </w:rPr>
+              <w:t>Festa noturna com bebida e público grande exige presença oficial. Sem isso, a quadrilha assume um risco que não deve assumir</w:t>
+            </w:r>
+          </w:p>
+        </w:tc>
+      </w:tr>
+      <w:tr>
+        <w:tc>
+          <w:tcPr>
+            <w:tcW w:type="dxa" w:w="3685"/>
+            <w:shd w:val="clear" w:color="auto" w:fill="F2F3F4"/>
+          </w:tcPr>
+          <w:p>
+            <w:pPr>
+              <w:spacing w:before="60" w:after="60"/>
+              <w:jc w:val="left"/>
+            </w:pPr>
+            <w:r/>
+            <w:r>
+              <w:rPr>
+                <w:rFonts w:ascii="Arial" w:hAnsi="Arial"/>
+                <w:b/>
+                <w:i w:val="0"/>
+                <w:color w:val="2C3E50"/>
+                <w:sz w:val="20"/>
+              </w:rPr>
+              <w:t>Organização e cessão do espaço</w:t>
+            </w:r>
+          </w:p>
+        </w:tc>
+        <w:tc>
+          <w:tcPr>
+            <w:tcW w:type="dxa" w:w="5386"/>
+            <w:shd w:val="clear" w:color="auto" w:fill="F2F3F4"/>
+          </w:tcPr>
+          <w:p>
+            <w:pPr>
+              <w:spacing w:before="60" w:after="60"/>
+              <w:jc w:val="left"/>
+            </w:pPr>
+            <w:r/>
+            <w:r>
+              <w:rPr>
+                <w:rFonts w:ascii="Arial" w:hAnsi="Arial"/>
+                <w:b w:val="0"/>
+                <w:i w:val="0"/>
+                <w:color w:val="2C3E50"/>
+                <w:sz w:val="20"/>
+              </w:rPr>
+              <w:t>Praça, quadra ou área pública liberada, com autorização formal e demarcação</w:t>
+            </w:r>
+          </w:p>
+        </w:tc>
+      </w:tr>
+      <w:tr>
+        <w:tc>
+          <w:tcPr>
+            <w:tcW w:type="dxa" w:w="3685"/>
+            <w:shd w:val="clear" w:color="auto" w:fill="F2F3F4"/>
+          </w:tcPr>
+          <w:p>
+            <w:pPr>
+              <w:spacing w:before="60" w:after="60"/>
+              <w:jc w:val="left"/>
+            </w:pPr>
+            <w:r/>
+            <w:r>
+              <w:rPr>
+                <w:rFonts w:ascii="Arial" w:hAnsi="Arial"/>
+                <w:b/>
+                <w:i w:val="0"/>
+                <w:color w:val="2C3E50"/>
+                <w:sz w:val="20"/>
+              </w:rPr>
+              <w:t>Estrutura: palco, tendas, som, iluminação e energia</w:t>
+            </w:r>
+          </w:p>
+        </w:tc>
+        <w:tc>
+          <w:tcPr>
+            <w:tcW w:type="dxa" w:w="5386"/>
+            <w:shd w:val="clear" w:color="auto" w:fill="F2F3F4"/>
+          </w:tcPr>
+          <w:p>
+            <w:pPr>
+              <w:spacing w:before="60" w:after="60"/>
+              <w:jc w:val="left"/>
+            </w:pPr>
+            <w:r/>
+            <w:r>
+              <w:rPr>
+                <w:rFonts w:ascii="Arial" w:hAnsi="Arial"/>
+                <w:b w:val="0"/>
+                <w:i w:val="0"/>
+                <w:color w:val="2C3E50"/>
+                <w:sz w:val="20"/>
+              </w:rPr>
+              <w:t>É o maior item de custo do evento. Estrutura cedida muda o orçamento inteiro</w:t>
+            </w:r>
+          </w:p>
+        </w:tc>
+      </w:tr>
+      <w:tr>
+        <w:tc>
+          <w:tcPr>
+            <w:tcW w:type="dxa" w:w="3685"/>
+            <w:shd w:val="clear" w:color="auto" w:fill="F2F3F4"/>
+          </w:tcPr>
+          <w:p>
+            <w:pPr>
+              <w:spacing w:before="60" w:after="60"/>
+              <w:jc w:val="left"/>
+            </w:pPr>
+            <w:r/>
+            <w:r>
+              <w:rPr>
+                <w:rFonts w:ascii="Arial" w:hAnsi="Arial"/>
+                <w:b/>
+                <w:i w:val="0"/>
+                <w:color w:val="2C3E50"/>
+                <w:sz w:val="20"/>
+              </w:rPr>
+              <w:t>Transporte das danças convidadas</w:t>
+            </w:r>
+          </w:p>
+        </w:tc>
+        <w:tc>
+          <w:tcPr>
+            <w:tcW w:type="dxa" w:w="5386"/>
+            <w:shd w:val="clear" w:color="auto" w:fill="F2F3F4"/>
+          </w:tcPr>
+          <w:p>
+            <w:pPr>
+              <w:spacing w:before="60" w:after="60"/>
+              <w:jc w:val="left"/>
+            </w:pPr>
+            <w:r/>
+            <w:r>
+              <w:rPr>
+                <w:rFonts w:ascii="Arial" w:hAnsi="Arial"/>
+                <w:b w:val="0"/>
+                <w:i w:val="0"/>
+                <w:color w:val="2C3E50"/>
+                <w:sz w:val="20"/>
+              </w:rPr>
+              <w:t>Sem transporte, grupo de município vizinho não vem — e a competição perde sentido</w:t>
+            </w:r>
+          </w:p>
+        </w:tc>
+      </w:tr>
+      <w:tr>
+        <w:tc>
+          <w:tcPr>
+            <w:tcW w:type="dxa" w:w="3685"/>
+            <w:shd w:val="clear" w:color="auto" w:fill="F2F3F4"/>
+          </w:tcPr>
+          <w:p>
+            <w:pPr>
+              <w:spacing w:before="60" w:after="60"/>
+              <w:jc w:val="left"/>
+            </w:pPr>
+            <w:r/>
+            <w:r>
+              <w:rPr>
+                <w:rFonts w:ascii="Arial" w:hAnsi="Arial"/>
+                <w:b/>
+                <w:i w:val="0"/>
+                <w:color w:val="2C3E50"/>
+                <w:sz w:val="20"/>
+              </w:rPr>
+              <w:t>Hospedagem e alimentação das danças de fora</w:t>
+            </w:r>
+          </w:p>
+        </w:tc>
+        <w:tc>
+          <w:tcPr>
+            <w:tcW w:type="dxa" w:w="5386"/>
+            <w:shd w:val="clear" w:color="auto" w:fill="F2F3F4"/>
+          </w:tcPr>
+          <w:p>
+            <w:pPr>
+              <w:spacing w:before="60" w:after="60"/>
+              <w:jc w:val="left"/>
+            </w:pPr>
+            <w:r/>
+            <w:r>
+              <w:rPr>
+                <w:rFonts w:ascii="Arial" w:hAnsi="Arial"/>
+                <w:b w:val="0"/>
+                <w:i w:val="0"/>
+                <w:color w:val="2C3E50"/>
+                <w:sz w:val="20"/>
+              </w:rPr>
+              <w:t>Um grupo que viaja precisa de onde ficar e o que comer. É o que viabiliza o intercâmbio entre municípios</w:t>
+            </w:r>
+          </w:p>
+        </w:tc>
+      </w:tr>
+      <w:tr>
+        <w:tc>
+          <w:tcPr>
+            <w:tcW w:type="dxa" w:w="3685"/>
+            <w:shd w:val="clear" w:color="auto" w:fill="F2F3F4"/>
+          </w:tcPr>
+          <w:p>
+            <w:pPr>
+              <w:spacing w:before="60" w:after="60"/>
+              <w:jc w:val="left"/>
+            </w:pPr>
+            <w:r/>
+            <w:r>
+              <w:rPr>
+                <w:rFonts w:ascii="Arial" w:hAnsi="Arial"/>
+                <w:b/>
+                <w:i w:val="0"/>
+                <w:color w:val="2C3E50"/>
+                <w:sz w:val="20"/>
+              </w:rPr>
+              <w:t>Divulgação nos canais oficiais do município</w:t>
+            </w:r>
+          </w:p>
+        </w:tc>
+        <w:tc>
+          <w:tcPr>
+            <w:tcW w:type="dxa" w:w="5386"/>
+            <w:shd w:val="clear" w:color="auto" w:fill="F2F3F4"/>
+          </w:tcPr>
+          <w:p>
+            <w:pPr>
+              <w:spacing w:before="60" w:after="60"/>
+              <w:jc w:val="left"/>
+            </w:pPr>
+            <w:r/>
+            <w:r>
+              <w:rPr>
+                <w:rFonts w:ascii="Arial" w:hAnsi="Arial"/>
+                <w:b w:val="0"/>
+                <w:i w:val="0"/>
+                <w:color w:val="2C3E50"/>
+                <w:sz w:val="20"/>
+              </w:rPr>
+              <w:t>Amplia o alcance muito além das redes da quadrilha</w:t>
+            </w:r>
+          </w:p>
+        </w:tc>
+      </w:tr>
+    </w:tbl>
+    <w:p>
+      <w:pPr>
+        <w:spacing w:after="160"/>
+      </w:pPr>
+    </w:p>
+    <w:tbl>
+      <w:tblPr>
+        <w:tblW w:type="auto" w:w="0"/>
+        <w:tblLook w:firstColumn="1" w:firstRow="1" w:lastColumn="0" w:lastRow="0" w:noHBand="0" w:noVBand="1" w:val="04A0"/>
+        <w:tblBorders>
+          <w:top w:val="single" w:sz="4" w:space="0" w:color="2980B9"/>
+          <w:left w:val="single" w:sz="4" w:space="0" w:color="2980B9"/>
+          <w:bottom w:val="single" w:sz="4" w:space="0" w:color="2980B9"/>
+          <w:right w:val="single" w:sz="4" w:space="0" w:color="2980B9"/>
+          <w:insideH w:val="single" w:sz="4" w:space="0" w:color="2980B9"/>
+          <w:insideV w:val="single" w:sz="4" w:space="0" w:color="2980B9"/>
+        </w:tblBorders>
+      </w:tblPr>
+      <w:tblGrid>
+        <w:gridCol w:w="9072"/>
+      </w:tblGrid>
+      <w:tr>
+        <w:tc>
+          <w:tcPr>
+            <w:tcW w:type="dxa" w:w="9072"/>
+            <w:shd w:val="clear" w:color="auto" w:fill="F2F3F4"/>
+          </w:tcPr>
+          <w:p>
+            <w:pPr>
+              <w:spacing w:before="100" w:after="40"/>
+            </w:pPr>
+            <w:r/>
+            <w:r>
+              <w:rPr>
+                <w:rFonts w:ascii="Arial" w:hAnsi="Arial"/>
+                <w:b/>
+                <w:i w:val="0"/>
+                <w:color w:val="2980B9"/>
+                <w:sz w:val="22"/>
+              </w:rPr>
+              <w:t>Como pedir</w:t>
+            </w:r>
+          </w:p>
+          <w:p>
+            <w:pPr>
+              <w:spacing w:after="120"/>
+              <w:jc w:val="both"/>
+            </w:pPr>
+            <w:r>
+              <w:rPr>
+                <w:rFonts w:ascii="Arial" w:hAnsi="Arial"/>
+                <w:b w:val="0"/>
+                <w:i w:val="0"/>
+                <w:color w:val="2C3E50"/>
+                <w:sz w:val="21"/>
+              </w:rPr>
+              <w:t>O pedido é feito por ofício, assinado pela Presidência e registrado pelo Diretor Secretário, acompanhado deste projeto. Deve deixar claro o que a cidade ganha: evento cultural gratuito, palco para as danças do município, espaço de renda para o comércio local e prestação de contas pública ao final. Quanto antes for protocolado, maior a chance de entrar no planejamento e no orçamento da Prefeitura.</w:t>
+            </w:r>
+          </w:p>
+        </w:tc>
+      </w:tr>
+    </w:tbl>
+    <w:p>
+      <w:pPr>
+        <w:spacing w:after="120"/>
+      </w:pPr>
+    </w:p>
+    <w:p>
+      <w:pPr>
+        <w:pStyle w:val="Heading2"/>
+        <w:spacing w:before="280" w:after="160"/>
+      </w:pPr>
+      <w:r>
+        <w:rPr>
+          <w:rFonts w:ascii="Arial" w:hAnsi="Arial"/>
+          <w:b/>
+          <w:i w:val="0"/>
+          <w:color w:val="2C3E50"/>
+          <w:sz w:val="26"/>
+        </w:rPr>
+        <w:t>4.2 Condição das bancas: taxa de 5% a 10% ou valor fixo</w:t>
+      </w:r>
+    </w:p>
+    <w:p>
+      <w:pPr>
+        <w:spacing w:after="140"/>
+        <w:jc w:val="both"/>
+      </w:pPr>
+      <w:r>
+        <w:rPr>
+          <w:rFonts w:ascii="Arial" w:hAnsi="Arial"/>
+          <w:b w:val="0"/>
+          <w:i w:val="0"/>
+          <w:color w:val="2C3E50"/>
+          <w:sz w:val="22"/>
+        </w:rPr>
+        <w:t>Num primeiro momento, a proposta é cobrar do comerciante uma taxa de 5% a 10% sobre a venda, ou um valor fixo pelo espaço — o que for mais simples de controlar. A cobrança vale tanto para quem monta a própria barraca quanto para quem ocupa espaço dentro da tenda da quadrilha.</w:t>
       </w:r>
     </w:p>
     <w:tbl>
@@ -2284,6 +3915,868 @@
                 <w:color w:val="FFFFFF"/>
                 <w:sz w:val="20"/>
               </w:rPr>
+              <w:t>Modelo</w:t>
+            </w:r>
+          </w:p>
+        </w:tc>
+        <w:tc>
+          <w:tcPr>
+            <w:tcW w:type="dxa" w:w="3402"/>
+            <w:shd w:val="clear" w:color="auto" w:fill="922B21"/>
+          </w:tcPr>
+          <w:p>
+            <w:pPr>
+              <w:spacing w:before="60" w:after="60"/>
+              <w:jc w:val="left"/>
+            </w:pPr>
+            <w:r/>
+            <w:r>
+              <w:rPr>
+                <w:rFonts w:ascii="Arial" w:hAnsi="Arial"/>
+                <w:b/>
+                <w:i w:val="0"/>
+                <w:color w:val="FFFFFF"/>
+                <w:sz w:val="20"/>
+              </w:rPr>
+              <w:t>Como funciona</w:t>
+            </w:r>
+          </w:p>
+        </w:tc>
+        <w:tc>
+          <w:tcPr>
+            <w:tcW w:type="dxa" w:w="3402"/>
+            <w:shd w:val="clear" w:color="auto" w:fill="922B21"/>
+          </w:tcPr>
+          <w:p>
+            <w:pPr>
+              <w:spacing w:before="60" w:after="60"/>
+              <w:jc w:val="left"/>
+            </w:pPr>
+            <w:r/>
+            <w:r>
+              <w:rPr>
+                <w:rFonts w:ascii="Arial" w:hAnsi="Arial"/>
+                <w:b/>
+                <w:i w:val="0"/>
+                <w:color w:val="FFFFFF"/>
+                <w:sz w:val="20"/>
+              </w:rPr>
+              <w:t>Quando usar</w:t>
+            </w:r>
+          </w:p>
+        </w:tc>
+      </w:tr>
+      <w:tr>
+        <w:tc>
+          <w:tcPr>
+            <w:tcW w:type="dxa" w:w="2268"/>
+            <w:shd w:val="clear" w:color="auto" w:fill="F2F3F4"/>
+          </w:tcPr>
+          <w:p>
+            <w:pPr>
+              <w:spacing w:before="60" w:after="60"/>
+              <w:jc w:val="left"/>
+            </w:pPr>
+            <w:r/>
+            <w:r>
+              <w:rPr>
+                <w:rFonts w:ascii="Arial" w:hAnsi="Arial"/>
+                <w:b/>
+                <w:i w:val="0"/>
+                <w:color w:val="2C3E50"/>
+                <w:sz w:val="20"/>
+              </w:rPr>
+              <w:t>Taxa de 5% a 10%</w:t>
+            </w:r>
+          </w:p>
+        </w:tc>
+        <w:tc>
+          <w:tcPr>
+            <w:tcW w:type="dxa" w:w="3402"/>
+            <w:shd w:val="clear" w:color="auto" w:fill="F2F3F4"/>
+          </w:tcPr>
+          <w:p>
+            <w:pPr>
+              <w:spacing w:before="60" w:after="60"/>
+              <w:jc w:val="left"/>
+            </w:pPr>
+            <w:r/>
+            <w:r>
+              <w:rPr>
+                <w:rFonts w:ascii="Arial" w:hAnsi="Arial"/>
+                <w:b w:val="0"/>
+                <w:i w:val="0"/>
+                <w:color w:val="2C3E50"/>
+                <w:sz w:val="20"/>
+              </w:rPr>
+              <w:t>Percentual sobre o que a banca vendeu na noite, acertado ao final do evento</w:t>
+            </w:r>
+          </w:p>
+        </w:tc>
+        <w:tc>
+          <w:tcPr>
+            <w:tcW w:type="dxa" w:w="3402"/>
+            <w:shd w:val="clear" w:color="auto" w:fill="F2F3F4"/>
+          </w:tcPr>
+          <w:p>
+            <w:pPr>
+              <w:spacing w:before="60" w:after="60"/>
+              <w:jc w:val="left"/>
+            </w:pPr>
+            <w:r/>
+            <w:r>
+              <w:rPr>
+                <w:rFonts w:ascii="Arial" w:hAnsi="Arial"/>
+                <w:b w:val="0"/>
+                <w:i w:val="0"/>
+                <w:color w:val="2C3E50"/>
+                <w:sz w:val="20"/>
+              </w:rPr>
+              <w:t>Quando o comerciante não quer arriscar valor fixo — o custo dele acompanha a venda</w:t>
+            </w:r>
+          </w:p>
+        </w:tc>
+      </w:tr>
+      <w:tr>
+        <w:tc>
+          <w:tcPr>
+            <w:tcW w:type="dxa" w:w="2268"/>
+            <w:shd w:val="clear" w:color="auto" w:fill="F2F3F4"/>
+          </w:tcPr>
+          <w:p>
+            <w:pPr>
+              <w:spacing w:before="60" w:after="60"/>
+              <w:jc w:val="left"/>
+            </w:pPr>
+            <w:r/>
+            <w:r>
+              <w:rPr>
+                <w:rFonts w:ascii="Arial" w:hAnsi="Arial"/>
+                <w:b/>
+                <w:i w:val="0"/>
+                <w:color w:val="2C3E50"/>
+                <w:sz w:val="20"/>
+              </w:rPr>
+              <w:t>Valor fixo pelo espaço</w:t>
+            </w:r>
+          </w:p>
+        </w:tc>
+        <w:tc>
+          <w:tcPr>
+            <w:tcW w:type="dxa" w:w="3402"/>
+            <w:shd w:val="clear" w:color="auto" w:fill="F2F3F4"/>
+          </w:tcPr>
+          <w:p>
+            <w:pPr>
+              <w:spacing w:before="60" w:after="60"/>
+              <w:jc w:val="left"/>
+            </w:pPr>
+            <w:r/>
+            <w:r>
+              <w:rPr>
+                <w:rFonts w:ascii="Arial" w:hAnsi="Arial"/>
+                <w:b w:val="0"/>
+                <w:i w:val="0"/>
+                <w:color w:val="2C3E50"/>
+                <w:sz w:val="20"/>
+              </w:rPr>
+              <w:t>Valor único pago na confirmação da vaga, definido por tamanho e localização da banca</w:t>
+            </w:r>
+          </w:p>
+        </w:tc>
+        <w:tc>
+          <w:tcPr>
+            <w:tcW w:type="dxa" w:w="3402"/>
+            <w:shd w:val="clear" w:color="auto" w:fill="F2F3F4"/>
+          </w:tcPr>
+          <w:p>
+            <w:pPr>
+              <w:spacing w:before="60" w:after="60"/>
+              <w:jc w:val="left"/>
+            </w:pPr>
+            <w:r/>
+            <w:r>
+              <w:rPr>
+                <w:rFonts w:ascii="Arial" w:hAnsi="Arial"/>
+                <w:b w:val="0"/>
+                <w:i w:val="0"/>
+                <w:color w:val="2C3E50"/>
+                <w:sz w:val="20"/>
+              </w:rPr>
+              <w:t>Quando se quer previsibilidade de caixa e menos controle no dia</w:t>
+            </w:r>
+          </w:p>
+        </w:tc>
+      </w:tr>
+    </w:tbl>
+    <w:p>
+      <w:pPr>
+        <w:spacing w:after="160"/>
+      </w:pPr>
+    </w:p>
+    <w:p>
+      <w:pPr>
+        <w:pStyle w:val="ListBullet"/>
+        <w:spacing w:after="80"/>
+      </w:pPr>
+      <w:r>
+        <w:rPr>
+          <w:rFonts w:ascii="Arial" w:hAnsi="Arial"/>
+          <w:b/>
+          <w:i w:val="0"/>
+          <w:color w:val="2C3E50"/>
+          <w:sz w:val="22"/>
+        </w:rPr>
+        <w:t xml:space="preserve">A escolha do modelo é da Diretoria: </w:t>
+      </w:r>
+      <w:r>
+        <w:rPr>
+          <w:rFonts w:ascii="Arial" w:hAnsi="Arial"/>
+          <w:b w:val="0"/>
+          <w:i w:val="0"/>
+          <w:color w:val="2C3E50"/>
+          <w:sz w:val="22"/>
+        </w:rPr>
+        <w:t>o percentual exato e o valor fixo saem da reunião, junto com o orçamento do evento.</w:t>
+      </w:r>
+    </w:p>
+    <w:p>
+      <w:pPr>
+        <w:pStyle w:val="ListBullet"/>
+        <w:spacing w:after="80"/>
+      </w:pPr>
+      <w:r>
+        <w:rPr>
+          <w:rFonts w:ascii="Arial" w:hAnsi="Arial"/>
+          <w:b/>
+          <w:i w:val="0"/>
+          <w:color w:val="2C3E50"/>
+          <w:sz w:val="22"/>
+        </w:rPr>
+        <w:t xml:space="preserve">O valor precisa caber no comerciante: </w:t>
+      </w:r>
+      <w:r>
+        <w:rPr>
+          <w:rFonts w:ascii="Arial" w:hAnsi="Arial"/>
+          <w:b w:val="0"/>
+          <w:i w:val="0"/>
+          <w:color w:val="2C3E50"/>
+          <w:sz w:val="22"/>
+        </w:rPr>
+        <w:t>a taxa existe para custear o evento, não para tirar o lucro de quem vende. Cobrança alta demais esvazia a feira e acaba com a parceria antes de ela existir.</w:t>
+      </w:r>
+    </w:p>
+    <w:p>
+      <w:pPr>
+        <w:pStyle w:val="ListBullet"/>
+        <w:spacing w:after="80"/>
+      </w:pPr>
+      <w:r>
+        <w:rPr>
+          <w:rFonts w:ascii="Arial" w:hAnsi="Arial"/>
+          <w:b/>
+          <w:i w:val="0"/>
+          <w:color w:val="2C3E50"/>
+          <w:sz w:val="22"/>
+        </w:rPr>
+        <w:t xml:space="preserve">Transparência dos dois lados: </w:t>
+      </w:r>
+      <w:r>
+        <w:rPr>
+          <w:rFonts w:ascii="Arial" w:hAnsi="Arial"/>
+          <w:b w:val="0"/>
+          <w:i w:val="0"/>
+          <w:color w:val="2C3E50"/>
+          <w:sz w:val="22"/>
+        </w:rPr>
+        <w:t>a condição é a mesma para todo mundo, divulgada no edital, e o total arrecadado com as bancas entra no balanço público do evento.</w:t>
+      </w:r>
+    </w:p>
+    <w:p>
+      <w:pPr>
+        <w:pStyle w:val="ListBullet"/>
+        <w:spacing w:after="80"/>
+      </w:pPr>
+      <w:r>
+        <w:rPr>
+          <w:rFonts w:ascii="Arial" w:hAnsi="Arial"/>
+          <w:b/>
+          <w:i w:val="0"/>
+          <w:color w:val="2C3E50"/>
+          <w:sz w:val="22"/>
+        </w:rPr>
+        <w:t xml:space="preserve">Danças convidadas não pagam: </w:t>
+      </w:r>
+      <w:r>
+        <w:rPr>
+          <w:rFonts w:ascii="Arial" w:hAnsi="Arial"/>
+          <w:b w:val="0"/>
+          <w:i w:val="0"/>
+          <w:color w:val="2C3E50"/>
+          <w:sz w:val="22"/>
+        </w:rPr>
+        <w:t>o espaço de venda dos grupos convidados continua gratuito — é parte do convite.</w:t>
+      </w:r>
+    </w:p>
+    <w:p>
+      <w:pPr>
+        <w:pStyle w:val="Heading2"/>
+        <w:spacing w:before="280" w:after="160"/>
+      </w:pPr>
+      <w:r>
+        <w:rPr>
+          <w:rFonts w:ascii="Arial" w:hAnsi="Arial"/>
+          <w:b/>
+          <w:i w:val="0"/>
+          <w:color w:val="2C3E50"/>
+          <w:sz w:val="26"/>
+        </w:rPr>
+        <w:t>4.3 Edital e formulário de cadastro das bancas</w:t>
+      </w:r>
+    </w:p>
+    <w:p>
+      <w:pPr>
+        <w:spacing w:after="140"/>
+        <w:jc w:val="both"/>
+      </w:pPr>
+      <w:r>
+        <w:rPr>
+          <w:rFonts w:ascii="Arial" w:hAnsi="Arial"/>
+          <w:b w:val="0"/>
+          <w:i w:val="0"/>
+          <w:color w:val="2C3E50"/>
+          <w:sz w:val="22"/>
+        </w:rPr>
+        <w:t>As vagas não são distribuídas no boca a boca. A quadrilha divulga um edital com formulário de cadastro, aberto a qualquer comerciante de Beruri que queira vender no Arraial. Isso resolve três problemas de uma vez: dá igualdade de acesso, permite planejar o espaço com antecedência e produz a lista do que vai ter na festa — que vira material de divulgação.</w:t>
+      </w:r>
+    </w:p>
+    <w:tbl>
+      <w:tblPr>
+        <w:tblW w:type="auto" w:w="0"/>
+        <w:jc w:val="center"/>
+        <w:tblLayout w:type="fixed"/>
+        <w:tblLook w:firstColumn="1" w:firstRow="1" w:lastColumn="0" w:lastRow="0" w:noHBand="0" w:noVBand="1" w:val="04A0"/>
+        <w:tblBorders>
+          <w:top w:val="single" w:sz="4" w:space="0" w:color="7F8C8D"/>
+          <w:left w:val="single" w:sz="4" w:space="0" w:color="7F8C8D"/>
+          <w:bottom w:val="single" w:sz="4" w:space="0" w:color="7F8C8D"/>
+          <w:right w:val="single" w:sz="4" w:space="0" w:color="7F8C8D"/>
+          <w:insideH w:val="single" w:sz="4" w:space="0" w:color="7F8C8D"/>
+          <w:insideV w:val="single" w:sz="4" w:space="0" w:color="7F8C8D"/>
+        </w:tblBorders>
+      </w:tblPr>
+      <w:tblGrid>
+        <w:gridCol w:w="4536"/>
+        <w:gridCol w:w="4536"/>
+      </w:tblGrid>
+      <w:tr>
+        <w:tc>
+          <w:tcPr>
+            <w:tcW w:type="dxa" w:w="2268"/>
+            <w:shd w:val="clear" w:color="auto" w:fill="922B21"/>
+          </w:tcPr>
+          <w:p>
+            <w:pPr>
+              <w:spacing w:before="60" w:after="60"/>
+              <w:jc w:val="left"/>
+            </w:pPr>
+            <w:r/>
+            <w:r>
+              <w:rPr>
+                <w:rFonts w:ascii="Arial" w:hAnsi="Arial"/>
+                <w:b/>
+                <w:i w:val="0"/>
+                <w:color w:val="FFFFFF"/>
+                <w:sz w:val="20"/>
+              </w:rPr>
+              <w:t>Etapa</w:t>
+            </w:r>
+          </w:p>
+        </w:tc>
+        <w:tc>
+          <w:tcPr>
+            <w:tcW w:type="dxa" w:w="6803"/>
+            <w:shd w:val="clear" w:color="auto" w:fill="922B21"/>
+          </w:tcPr>
+          <w:p>
+            <w:pPr>
+              <w:spacing w:before="60" w:after="60"/>
+              <w:jc w:val="left"/>
+            </w:pPr>
+            <w:r/>
+            <w:r>
+              <w:rPr>
+                <w:rFonts w:ascii="Arial" w:hAnsi="Arial"/>
+                <w:b/>
+                <w:i w:val="0"/>
+                <w:color w:val="FFFFFF"/>
+                <w:sz w:val="20"/>
+              </w:rPr>
+              <w:t>O que acontece</w:t>
+            </w:r>
+          </w:p>
+        </w:tc>
+      </w:tr>
+      <w:tr>
+        <w:tc>
+          <w:tcPr>
+            <w:tcW w:type="dxa" w:w="2268"/>
+            <w:shd w:val="clear" w:color="auto" w:fill="F2F3F4"/>
+          </w:tcPr>
+          <w:p>
+            <w:pPr>
+              <w:spacing w:before="60" w:after="60"/>
+              <w:jc w:val="left"/>
+            </w:pPr>
+            <w:r/>
+            <w:r>
+              <w:rPr>
+                <w:rFonts w:ascii="Arial" w:hAnsi="Arial"/>
+                <w:b/>
+                <w:i w:val="0"/>
+                <w:color w:val="2C3E50"/>
+                <w:sz w:val="20"/>
+              </w:rPr>
+              <w:t>Publicação do edital</w:t>
+            </w:r>
+          </w:p>
+        </w:tc>
+        <w:tc>
+          <w:tcPr>
+            <w:tcW w:type="dxa" w:w="6803"/>
+            <w:shd w:val="clear" w:color="auto" w:fill="F2F3F4"/>
+          </w:tcPr>
+          <w:p>
+            <w:pPr>
+              <w:spacing w:before="60" w:after="60"/>
+              <w:jc w:val="left"/>
+            </w:pPr>
+            <w:r/>
+            <w:r>
+              <w:rPr>
+                <w:rFonts w:ascii="Arial" w:hAnsi="Arial"/>
+                <w:b w:val="0"/>
+                <w:i w:val="0"/>
+                <w:color w:val="2C3E50"/>
+                <w:sz w:val="20"/>
+              </w:rPr>
+              <w:t>Regras divulgadas nas redes, na rádio e no comércio: quem pode participar, o que pode vender, a condição de pagamento, o prazo de inscrição e o dia da confirmação</w:t>
+            </w:r>
+          </w:p>
+        </w:tc>
+      </w:tr>
+      <w:tr>
+        <w:tc>
+          <w:tcPr>
+            <w:tcW w:type="dxa" w:w="2268"/>
+            <w:shd w:val="clear" w:color="auto" w:fill="F2F3F4"/>
+          </w:tcPr>
+          <w:p>
+            <w:pPr>
+              <w:spacing w:before="60" w:after="60"/>
+              <w:jc w:val="left"/>
+            </w:pPr>
+            <w:r/>
+            <w:r>
+              <w:rPr>
+                <w:rFonts w:ascii="Arial" w:hAnsi="Arial"/>
+                <w:b/>
+                <w:i w:val="0"/>
+                <w:color w:val="2C3E50"/>
+                <w:sz w:val="20"/>
+              </w:rPr>
+              <w:t>Formulário de cadastro</w:t>
+            </w:r>
+          </w:p>
+        </w:tc>
+        <w:tc>
+          <w:tcPr>
+            <w:tcW w:type="dxa" w:w="6803"/>
+            <w:shd w:val="clear" w:color="auto" w:fill="F2F3F4"/>
+          </w:tcPr>
+          <w:p>
+            <w:pPr>
+              <w:spacing w:before="60" w:after="60"/>
+              <w:jc w:val="left"/>
+            </w:pPr>
+            <w:r/>
+            <w:r>
+              <w:rPr>
+                <w:rFonts w:ascii="Arial" w:hAnsi="Arial"/>
+                <w:b w:val="0"/>
+                <w:i w:val="0"/>
+                <w:color w:val="2C3E50"/>
+                <w:sz w:val="20"/>
+              </w:rPr>
+              <w:t>O comerciante se inscreve informando nome e contato, o que vai vender, tamanho aproximado da banca, se traz estrutura própria ou precisa de espaço na tenda, e necessidade de energia elétrica</w:t>
+            </w:r>
+          </w:p>
+        </w:tc>
+      </w:tr>
+      <w:tr>
+        <w:tc>
+          <w:tcPr>
+            <w:tcW w:type="dxa" w:w="2268"/>
+            <w:shd w:val="clear" w:color="auto" w:fill="F2F3F4"/>
+          </w:tcPr>
+          <w:p>
+            <w:pPr>
+              <w:spacing w:before="60" w:after="60"/>
+              <w:jc w:val="left"/>
+            </w:pPr>
+            <w:r/>
+            <w:r>
+              <w:rPr>
+                <w:rFonts w:ascii="Arial" w:hAnsi="Arial"/>
+                <w:b/>
+                <w:i w:val="0"/>
+                <w:color w:val="2C3E50"/>
+                <w:sz w:val="20"/>
+              </w:rPr>
+              <w:t>Análise e seleção</w:t>
+            </w:r>
+          </w:p>
+        </w:tc>
+        <w:tc>
+          <w:tcPr>
+            <w:tcW w:type="dxa" w:w="6803"/>
+            <w:shd w:val="clear" w:color="auto" w:fill="F2F3F4"/>
+          </w:tcPr>
+          <w:p>
+            <w:pPr>
+              <w:spacing w:before="60" w:after="60"/>
+              <w:jc w:val="left"/>
+            </w:pPr>
+            <w:r/>
+            <w:r>
+              <w:rPr>
+                <w:rFonts w:ascii="Arial" w:hAnsi="Arial"/>
+                <w:b w:val="0"/>
+                <w:i w:val="0"/>
+                <w:color w:val="2C3E50"/>
+                <w:sz w:val="20"/>
+              </w:rPr>
+              <w:t>A coordenação confere as inscrições, evita repetição excessiva do mesmo produto e distribui as vagas conforme o espaço disponível</w:t>
+            </w:r>
+          </w:p>
+        </w:tc>
+      </w:tr>
+      <w:tr>
+        <w:tc>
+          <w:tcPr>
+            <w:tcW w:type="dxa" w:w="2268"/>
+            <w:shd w:val="clear" w:color="auto" w:fill="F2F3F4"/>
+          </w:tcPr>
+          <w:p>
+            <w:pPr>
+              <w:spacing w:before="60" w:after="60"/>
+              <w:jc w:val="left"/>
+            </w:pPr>
+            <w:r/>
+            <w:r>
+              <w:rPr>
+                <w:rFonts w:ascii="Arial" w:hAnsi="Arial"/>
+                <w:b/>
+                <w:i w:val="0"/>
+                <w:color w:val="2C3E50"/>
+                <w:sz w:val="20"/>
+              </w:rPr>
+              <w:t>Confirmação e pagamento</w:t>
+            </w:r>
+          </w:p>
+        </w:tc>
+        <w:tc>
+          <w:tcPr>
+            <w:tcW w:type="dxa" w:w="6803"/>
+            <w:shd w:val="clear" w:color="auto" w:fill="F2F3F4"/>
+          </w:tcPr>
+          <w:p>
+            <w:pPr>
+              <w:spacing w:before="60" w:after="60"/>
+              <w:jc w:val="left"/>
+            </w:pPr>
+            <w:r/>
+            <w:r>
+              <w:rPr>
+                <w:rFonts w:ascii="Arial" w:hAnsi="Arial"/>
+                <w:b w:val="0"/>
+                <w:i w:val="0"/>
+                <w:color w:val="2C3E50"/>
+                <w:sz w:val="20"/>
+              </w:rPr>
+              <w:t>A vaga é confirmada e a condição é acertada por escrito (taxa percentual ou valor fixo). Sem confirmação, não há espaço reservado</w:t>
+            </w:r>
+          </w:p>
+        </w:tc>
+      </w:tr>
+      <w:tr>
+        <w:tc>
+          <w:tcPr>
+            <w:tcW w:type="dxa" w:w="2268"/>
+            <w:shd w:val="clear" w:color="auto" w:fill="F2F3F4"/>
+          </w:tcPr>
+          <w:p>
+            <w:pPr>
+              <w:spacing w:before="60" w:after="60"/>
+              <w:jc w:val="left"/>
+            </w:pPr>
+            <w:r/>
+            <w:r>
+              <w:rPr>
+                <w:rFonts w:ascii="Arial" w:hAnsi="Arial"/>
+                <w:b/>
+                <w:i w:val="0"/>
+                <w:color w:val="2C3E50"/>
+                <w:sz w:val="20"/>
+              </w:rPr>
+              <w:t>Mapa e demarcação</w:t>
+            </w:r>
+          </w:p>
+        </w:tc>
+        <w:tc>
+          <w:tcPr>
+            <w:tcW w:type="dxa" w:w="6803"/>
+            <w:shd w:val="clear" w:color="auto" w:fill="F2F3F4"/>
+          </w:tcPr>
+          <w:p>
+            <w:pPr>
+              <w:spacing w:before="60" w:after="60"/>
+              <w:jc w:val="left"/>
+            </w:pPr>
+            <w:r/>
+            <w:r>
+              <w:rPr>
+                <w:rFonts w:ascii="Arial" w:hAnsi="Arial"/>
+                <w:b w:val="0"/>
+                <w:i w:val="0"/>
+                <w:color w:val="2C3E50"/>
+                <w:sz w:val="20"/>
+              </w:rPr>
+              <w:t>Cada banca recebe um lugar marcado no mapa do evento, com numeração. A demarcação física é feita antes do dia, para ninguém disputar espaço na hora</w:t>
+            </w:r>
+          </w:p>
+        </w:tc>
+      </w:tr>
+      <w:tr>
+        <w:tc>
+          <w:tcPr>
+            <w:tcW w:type="dxa" w:w="2268"/>
+            <w:shd w:val="clear" w:color="auto" w:fill="F2F3F4"/>
+          </w:tcPr>
+          <w:p>
+            <w:pPr>
+              <w:spacing w:before="60" w:after="60"/>
+              <w:jc w:val="left"/>
+            </w:pPr>
+            <w:r/>
+            <w:r>
+              <w:rPr>
+                <w:rFonts w:ascii="Arial" w:hAnsi="Arial"/>
+                <w:b/>
+                <w:i w:val="0"/>
+                <w:color w:val="2C3E50"/>
+                <w:sz w:val="20"/>
+              </w:rPr>
+              <w:t>Banner de divulgação</w:t>
+            </w:r>
+          </w:p>
+        </w:tc>
+        <w:tc>
+          <w:tcPr>
+            <w:tcW w:type="dxa" w:w="6803"/>
+            <w:shd w:val="clear" w:color="auto" w:fill="F2F3F4"/>
+          </w:tcPr>
+          <w:p>
+            <w:pPr>
+              <w:spacing w:before="60" w:after="60"/>
+              <w:jc w:val="left"/>
+            </w:pPr>
+            <w:r/>
+            <w:r>
+              <w:rPr>
+                <w:rFonts w:ascii="Arial" w:hAnsi="Arial"/>
+                <w:b w:val="0"/>
+                <w:i w:val="0"/>
+                <w:color w:val="2C3E50"/>
+                <w:sz w:val="20"/>
+              </w:rPr>
+              <w:t>Com a lista fechada, a quadrilha produz o banner e as artes anunciando o que vai ter na feira — comidas, bebidas, artesanato e serviços, com o nome de cada banca. É divulgação para o evento e para o comerciante ao mesmo tempo</w:t>
+            </w:r>
+          </w:p>
+        </w:tc>
+      </w:tr>
+      <w:tr>
+        <w:tc>
+          <w:tcPr>
+            <w:tcW w:type="dxa" w:w="2268"/>
+            <w:shd w:val="clear" w:color="auto" w:fill="F2F3F4"/>
+          </w:tcPr>
+          <w:p>
+            <w:pPr>
+              <w:spacing w:before="60" w:after="60"/>
+              <w:jc w:val="left"/>
+            </w:pPr>
+            <w:r/>
+            <w:r>
+              <w:rPr>
+                <w:rFonts w:ascii="Arial" w:hAnsi="Arial"/>
+                <w:b/>
+                <w:i w:val="0"/>
+                <w:color w:val="2C3E50"/>
+                <w:sz w:val="20"/>
+              </w:rPr>
+              <w:t>Acerto no fim da noite</w:t>
+            </w:r>
+          </w:p>
+        </w:tc>
+        <w:tc>
+          <w:tcPr>
+            <w:tcW w:type="dxa" w:w="6803"/>
+            <w:shd w:val="clear" w:color="auto" w:fill="F2F3F4"/>
+          </w:tcPr>
+          <w:p>
+            <w:pPr>
+              <w:spacing w:before="60" w:after="60"/>
+              <w:jc w:val="left"/>
+            </w:pPr>
+            <w:r/>
+            <w:r>
+              <w:rPr>
+                <w:rFonts w:ascii="Arial" w:hAnsi="Arial"/>
+                <w:b w:val="0"/>
+                <w:i w:val="0"/>
+                <w:color w:val="2C3E50"/>
+                <w:sz w:val="20"/>
+              </w:rPr>
+              <w:t>No modelo de percentual, a banca acerta com o Financeiro ao encerrar; no valor fixo, já está pago. Tudo registrado para o balanço</w:t>
+            </w:r>
+          </w:p>
+        </w:tc>
+      </w:tr>
+    </w:tbl>
+    <w:p>
+      <w:pPr>
+        <w:spacing w:after="160"/>
+      </w:pPr>
+    </w:p>
+    <w:tbl>
+      <w:tblPr>
+        <w:tblW w:type="auto" w:w="0"/>
+        <w:tblLook w:firstColumn="1" w:firstRow="1" w:lastColumn="0" w:lastRow="0" w:noHBand="0" w:noVBand="1" w:val="04A0"/>
+        <w:tblBorders>
+          <w:top w:val="single" w:sz="4" w:space="0" w:color="27AE60"/>
+          <w:left w:val="single" w:sz="4" w:space="0" w:color="27AE60"/>
+          <w:bottom w:val="single" w:sz="4" w:space="0" w:color="27AE60"/>
+          <w:right w:val="single" w:sz="4" w:space="0" w:color="27AE60"/>
+          <w:insideH w:val="single" w:sz="4" w:space="0" w:color="27AE60"/>
+          <w:insideV w:val="single" w:sz="4" w:space="0" w:color="27AE60"/>
+        </w:tblBorders>
+      </w:tblPr>
+      <w:tblGrid>
+        <w:gridCol w:w="9072"/>
+      </w:tblGrid>
+      <w:tr>
+        <w:tc>
+          <w:tcPr>
+            <w:tcW w:type="dxa" w:w="9072"/>
+            <w:shd w:val="clear" w:color="auto" w:fill="F2F3F4"/>
+          </w:tcPr>
+          <w:p>
+            <w:pPr>
+              <w:spacing w:before="100" w:after="40"/>
+            </w:pPr>
+            <w:r/>
+            <w:r>
+              <w:rPr>
+                <w:rFonts w:ascii="Arial" w:hAnsi="Arial"/>
+                <w:b/>
+                <w:i w:val="0"/>
+                <w:color w:val="27AE60"/>
+                <w:sz w:val="22"/>
+              </w:rPr>
+              <w:t>O banner é o que faz a feira valer a pena para o comerciante</w:t>
+            </w:r>
+          </w:p>
+          <w:p>
+            <w:pPr>
+              <w:spacing w:after="120"/>
+              <w:jc w:val="both"/>
+            </w:pPr>
+            <w:r>
+              <w:rPr>
+                <w:rFonts w:ascii="Arial" w:hAnsi="Arial"/>
+                <w:b w:val="0"/>
+                <w:i w:val="0"/>
+                <w:color w:val="2C3E50"/>
+                <w:sz w:val="21"/>
+              </w:rPr>
+              <w:t>Divulgar o nome de cada banca antes do evento é o que transforma a taxa em investimento: o comerciante paga pelo espaço e recebe divulgação para a cidade inteira. É esse detalhe que faz o mesmo comerciante voltar na próxima edição — e, com o tempo, virar patrocinador do Kit Parceiro.</w:t>
+            </w:r>
+          </w:p>
+        </w:tc>
+      </w:tr>
+    </w:tbl>
+    <w:p>
+      <w:pPr>
+        <w:spacing w:after="120"/>
+      </w:pPr>
+    </w:p>
+    <w:p>
+      <w:pPr>
+        <w:pStyle w:val="Heading2"/>
+        <w:spacing w:before="280" w:after="160"/>
+      </w:pPr>
+      <w:r>
+        <w:rPr>
+          <w:rFonts w:ascii="Arial" w:hAnsi="Arial"/>
+          <w:b/>
+          <w:i w:val="0"/>
+          <w:color w:val="2C3E50"/>
+          <w:sz w:val="26"/>
+        </w:rPr>
+        <w:t>4.4 Mapa dos espaços</w:t>
+      </w:r>
+    </w:p>
+    <w:tbl>
+      <w:tblPr>
+        <w:tblW w:type="auto" w:w="0"/>
+        <w:jc w:val="center"/>
+        <w:tblLayout w:type="fixed"/>
+        <w:tblLook w:firstColumn="1" w:firstRow="1" w:lastColumn="0" w:lastRow="0" w:noHBand="0" w:noVBand="1" w:val="04A0"/>
+        <w:tblBorders>
+          <w:top w:val="single" w:sz="4" w:space="0" w:color="7F8C8D"/>
+          <w:left w:val="single" w:sz="4" w:space="0" w:color="7F8C8D"/>
+          <w:bottom w:val="single" w:sz="4" w:space="0" w:color="7F8C8D"/>
+          <w:right w:val="single" w:sz="4" w:space="0" w:color="7F8C8D"/>
+          <w:insideH w:val="single" w:sz="4" w:space="0" w:color="7F8C8D"/>
+          <w:insideV w:val="single" w:sz="4" w:space="0" w:color="7F8C8D"/>
+        </w:tblBorders>
+      </w:tblPr>
+      <w:tblGrid>
+        <w:gridCol w:w="3024"/>
+        <w:gridCol w:w="3024"/>
+        <w:gridCol w:w="3024"/>
+      </w:tblGrid>
+      <w:tr>
+        <w:tc>
+          <w:tcPr>
+            <w:tcW w:type="dxa" w:w="2268"/>
+            <w:shd w:val="clear" w:color="auto" w:fill="922B21"/>
+          </w:tcPr>
+          <w:p>
+            <w:pPr>
+              <w:spacing w:before="60" w:after="60"/>
+              <w:jc w:val="left"/>
+            </w:pPr>
+            <w:r/>
+            <w:r>
+              <w:rPr>
+                <w:rFonts w:ascii="Arial" w:hAnsi="Arial"/>
+                <w:b/>
+                <w:i w:val="0"/>
+                <w:color w:val="FFFFFF"/>
+                <w:sz w:val="20"/>
+              </w:rPr>
               <w:t>Espaço</w:t>
             </w:r>
           </w:p>
@@ -2401,7 +4894,78 @@
                 <w:color w:val="2C3E50"/>
                 <w:sz w:val="20"/>
               </w:rPr>
-              <w:t>Espaço demarcado, com confirmação prévia. Condição definida pela Diretoria (gratuito, taxa simbólica ou contrapartida)</w:t>
+              <w:t>Inscrição pelo edital, vaga confirmada e lugar demarcado. Taxa de 5% a 10% sobre a venda ou valor fixo pelo espaço</w:t>
+            </w:r>
+          </w:p>
+        </w:tc>
+      </w:tr>
+      <w:tr>
+        <w:tc>
+          <w:tcPr>
+            <w:tcW w:type="dxa" w:w="2268"/>
+            <w:shd w:val="clear" w:color="auto" w:fill="F2F3F4"/>
+          </w:tcPr>
+          <w:p>
+            <w:pPr>
+              <w:spacing w:before="60" w:after="60"/>
+              <w:jc w:val="left"/>
+            </w:pPr>
+            <w:r/>
+            <w:r>
+              <w:rPr>
+                <w:rFonts w:ascii="Arial" w:hAnsi="Arial"/>
+                <w:b/>
+                <w:i w:val="0"/>
+                <w:color w:val="2C3E50"/>
+                <w:sz w:val="20"/>
+              </w:rPr>
+              <w:t>Espaço na tenda da quadrilha</w:t>
+            </w:r>
+          </w:p>
+        </w:tc>
+        <w:tc>
+          <w:tcPr>
+            <w:tcW w:type="dxa" w:w="3118"/>
+            <w:shd w:val="clear" w:color="auto" w:fill="F2F3F4"/>
+          </w:tcPr>
+          <w:p>
+            <w:pPr>
+              <w:spacing w:before="60" w:after="60"/>
+              <w:jc w:val="left"/>
+            </w:pPr>
+            <w:r/>
+            <w:r>
+              <w:rPr>
+                <w:rFonts w:ascii="Arial" w:hAnsi="Arial"/>
+                <w:b w:val="0"/>
+                <w:i w:val="0"/>
+                <w:color w:val="2C3E50"/>
+                <w:sz w:val="20"/>
+              </w:rPr>
+              <w:t>Comerciante sem estrutura própria</w:t>
+            </w:r>
+          </w:p>
+        </w:tc>
+        <w:tc>
+          <w:tcPr>
+            <w:tcW w:type="dxa" w:w="3685"/>
+            <w:shd w:val="clear" w:color="auto" w:fill="F2F3F4"/>
+          </w:tcPr>
+          <w:p>
+            <w:pPr>
+              <w:spacing w:before="60" w:after="60"/>
+              <w:jc w:val="left"/>
+            </w:pPr>
+            <w:r/>
+            <w:r>
+              <w:rPr>
+                <w:rFonts w:ascii="Arial" w:hAnsi="Arial"/>
+                <w:b w:val="0"/>
+                <w:i w:val="0"/>
+                <w:color w:val="2C3E50"/>
+                <w:sz w:val="20"/>
+              </w:rPr>
+              <w:t>Mesma condição das bancas — o que se cobra aqui é o espaço coberto e a estrutura cedida</w:t>
             </w:r>
           </w:p>
         </w:tc>
@@ -2847,7 +5411,7 @@
                 <w:color w:val="2C3E50"/>
                 <w:sz w:val="20"/>
               </w:rPr>
-              <w:t>Venda de produtos oficiais e camisas</w:t>
+              <w:t>Taxa das bancas (5% a 10% da venda ou valor fixo)</w:t>
             </w:r>
           </w:p>
         </w:tc>
@@ -2895,7 +5459,7 @@
                 <w:color w:val="2C3E50"/>
                 <w:sz w:val="20"/>
               </w:rPr>
-              <w:t>Taxa ou contrapartida das bancas (se houver)</w:t>
+              <w:t>Venda de produtos oficiais e camisas</w:t>
             </w:r>
           </w:p>
         </w:tc>
@@ -2991,7 +5555,7 @@
                 <w:color w:val="2C3E50"/>
                 <w:sz w:val="20"/>
               </w:rPr>
-              <w:t>Novas adesões ao Sócio Torcedor</w:t>
+              <w:t>Recursos da parceria com a Prefeitura</w:t>
             </w:r>
           </w:p>
         </w:tc>
@@ -3014,7 +5578,55 @@
                 <w:color w:val="2C3E50"/>
                 <w:sz w:val="20"/>
               </w:rPr>
-              <w:t>Divulgação e material gráfico</w:t>
+              <w:t>Hospedagem e alimentação das danças de fora</w:t>
+            </w:r>
+          </w:p>
+        </w:tc>
+      </w:tr>
+      <w:tr>
+        <w:tc>
+          <w:tcPr>
+            <w:tcW w:type="dxa" w:w="4535"/>
+            <w:shd w:val="clear" w:color="auto" w:fill="F2F3F4"/>
+          </w:tcPr>
+          <w:p>
+            <w:pPr>
+              <w:spacing w:before="60" w:after="60"/>
+              <w:jc w:val="left"/>
+            </w:pPr>
+            <w:r/>
+            <w:r>
+              <w:rPr>
+                <w:rFonts w:ascii="Arial" w:hAnsi="Arial"/>
+                <w:b/>
+                <w:i w:val="0"/>
+                <w:color w:val="2C3E50"/>
+                <w:sz w:val="20"/>
+              </w:rPr>
+              <w:t>Novas adesões ao Sócio Torcedor</w:t>
+            </w:r>
+          </w:p>
+        </w:tc>
+        <w:tc>
+          <w:tcPr>
+            <w:tcW w:type="dxa" w:w="4535"/>
+            <w:shd w:val="clear" w:color="auto" w:fill="F2F3F4"/>
+          </w:tcPr>
+          <w:p>
+            <w:pPr>
+              <w:spacing w:before="60" w:after="60"/>
+              <w:jc w:val="left"/>
+            </w:pPr>
+            <w:r/>
+            <w:r>
+              <w:rPr>
+                <w:rFonts w:ascii="Arial" w:hAnsi="Arial"/>
+                <w:b w:val="0"/>
+                <w:i w:val="0"/>
+                <w:color w:val="2C3E50"/>
+                <w:sz w:val="20"/>
+              </w:rPr>
+              <w:t>Divulgação, banner e material gráfico</w:t>
             </w:r>
           </w:p>
         </w:tc>
@@ -3119,6 +5731,22 @@
       <w:pPr>
         <w:spacing w:after="160"/>
       </w:pPr>
+    </w:p>
+    <w:p>
+      <w:pPr>
+        <w:spacing w:after="140"/>
+        <w:jc w:val="both"/>
+      </w:pPr>
+      <w:r>
+        <w:rPr>
+          <w:rFonts w:ascii="Arial" w:hAnsi="Arial"/>
+          <w:b w:val="0"/>
+          <w:i w:val="0"/>
+          <w:color w:val="2C3E50"/>
+          <w:sz w:val="22"/>
+        </w:rPr>
+        <w:t>Boa parte das despesas da coluna da direita é exatamente o que se pede à Prefeitura na parceria (§4.1). Quanto mais dela for coberta, mais o resultado do evento fica com a quadrilha — e menor o risco de prejuízo na primeira edição, que é a mais incerta de todas.</w:t>
+      </w:r>
     </w:p>
     <w:p>
       <w:pPr>
@@ -3262,7 +5890,7 @@
                 <w:color w:val="2C3E50"/>
                 <w:sz w:val="20"/>
               </w:rPr>
-              <w:t>Apoio da Prefeitura ou parceria com escola / centro comunitário</w:t>
+              <w:t>Parceria com a Prefeitura (cessão formal) ou parceria com escola / centro comunitário</w:t>
             </w:r>
           </w:p>
         </w:tc>
@@ -3310,7 +5938,7 @@
                 <w:color w:val="2C3E50"/>
                 <w:sz w:val="20"/>
               </w:rPr>
-              <w:t>Estrutura própria, empréstimo ou aluguel</w:t>
+              <w:t>Parceria com a Prefeitura, estrutura própria, empréstimo ou aluguel</w:t>
             </w:r>
           </w:p>
         </w:tc>
@@ -3335,7 +5963,7 @@
                 <w:color w:val="2C3E50"/>
                 <w:sz w:val="20"/>
               </w:rPr>
-              <w:t>Som e microfone</w:t>
+              <w:t>Tendas e cobertura para a feira</w:t>
             </w:r>
           </w:p>
         </w:tc>
@@ -3358,7 +5986,7 @@
                 <w:color w:val="2C3E50"/>
                 <w:sz w:val="20"/>
               </w:rPr>
-              <w:t>Equipamento da quadrilha, empréstimo ou aluguel</w:t>
+              <w:t>Parceria com a Prefeitura ou aluguel; parte das bancas traz estrutura própria</w:t>
             </w:r>
           </w:p>
         </w:tc>
@@ -3383,7 +6011,7 @@
                 <w:color w:val="2C3E50"/>
                 <w:sz w:val="20"/>
               </w:rPr>
-              <w:t>Iluminação e energia</w:t>
+              <w:t>Som e microfone</w:t>
             </w:r>
           </w:p>
         </w:tc>
@@ -3406,7 +6034,7 @@
                 <w:color w:val="2C3E50"/>
                 <w:sz w:val="20"/>
               </w:rPr>
-              <w:t>Apoio da Prefeitura ou gerador / parceiro</w:t>
+              <w:t>Equipamento da quadrilha, empréstimo ou aluguel</w:t>
             </w:r>
           </w:p>
         </w:tc>
@@ -3431,7 +6059,7 @@
                 <w:color w:val="2C3E50"/>
                 <w:sz w:val="20"/>
               </w:rPr>
-              <w:t>Decoração junina</w:t>
+              <w:t>Iluminação e energia</w:t>
             </w:r>
           </w:p>
         </w:tc>
@@ -3454,7 +6082,7 @@
                 <w:color w:val="2C3E50"/>
                 <w:sz w:val="20"/>
               </w:rPr>
-              <w:t>Produção interna: bandeirinhas, fogueira cenográfica, totens do tema</w:t>
+              <w:t>Apoio da Prefeitura ou gerador / parceiro</w:t>
             </w:r>
           </w:p>
         </w:tc>
@@ -3479,7 +6107,7 @@
                 <w:color w:val="2C3E50"/>
                 <w:sz w:val="20"/>
               </w:rPr>
-              <w:t>Mesas, cadeiras e barracas</w:t>
+              <w:t>Decoração junina</w:t>
             </w:r>
           </w:p>
         </w:tc>
@@ -3502,7 +6130,7 @@
                 <w:color w:val="2C3E50"/>
                 <w:sz w:val="20"/>
               </w:rPr>
-              <w:t>Empréstimo, aluguel ou responsabilidade dos próprios vendedores</w:t>
+              <w:t>Produção interna: bandeirinhas, fogueira cenográfica, totens do tema</w:t>
             </w:r>
           </w:p>
         </w:tc>
@@ -3527,7 +6155,7 @@
                 <w:color w:val="2C3E50"/>
                 <w:sz w:val="20"/>
               </w:rPr>
-              <w:t>Telão ou TV para o painel de votação</w:t>
+              <w:t>Mesas, cadeiras e barracas</w:t>
             </w:r>
           </w:p>
         </w:tc>
@@ -3550,7 +6178,7 @@
                 <w:color w:val="2C3E50"/>
                 <w:sz w:val="20"/>
               </w:rPr>
-              <w:t>Empréstimo de parceiro ou escola</w:t>
+              <w:t>Empréstimo, aluguel ou responsabilidade dos próprios vendedores</w:t>
             </w:r>
           </w:p>
         </w:tc>
@@ -3575,7 +6203,7 @@
                 <w:color w:val="2C3E50"/>
                 <w:sz w:val="20"/>
               </w:rPr>
-              <w:t>Internet para a votação</w:t>
+              <w:t>Telão ou TV para o painel de votação</w:t>
             </w:r>
           </w:p>
         </w:tc>
@@ -3598,7 +6226,7 @@
                 <w:color w:val="2C3E50"/>
                 <w:sz w:val="20"/>
               </w:rPr>
-              <w:t>Roteador com chip de dados ou apoio de parceiro; prever plano B offline</w:t>
+              <w:t>Empréstimo de parceiro ou escola</w:t>
             </w:r>
           </w:p>
         </w:tc>
@@ -3623,7 +6251,7 @@
                 <w:color w:val="2C3E50"/>
                 <w:sz w:val="20"/>
               </w:rPr>
-              <w:t>Troféus e certificados</w:t>
+              <w:t>Internet para a votação</w:t>
             </w:r>
           </w:p>
         </w:tc>
@@ -3646,7 +6274,103 @@
                 <w:color w:val="2C3E50"/>
                 <w:sz w:val="20"/>
               </w:rPr>
+              <w:t>Roteador com chip de dados ou apoio de parceiro; prever plano B offline</w:t>
+            </w:r>
+          </w:p>
+        </w:tc>
+      </w:tr>
+      <w:tr>
+        <w:tc>
+          <w:tcPr>
+            <w:tcW w:type="dxa" w:w="3402"/>
+            <w:shd w:val="clear" w:color="auto" w:fill="F2F3F4"/>
+          </w:tcPr>
+          <w:p>
+            <w:pPr>
+              <w:spacing w:before="60" w:after="60"/>
+              <w:jc w:val="left"/>
+            </w:pPr>
+            <w:r/>
+            <w:r>
+              <w:rPr>
+                <w:rFonts w:ascii="Arial" w:hAnsi="Arial"/>
+                <w:b/>
+                <w:i w:val="0"/>
+                <w:color w:val="2C3E50"/>
+                <w:sz w:val="20"/>
+              </w:rPr>
+              <w:t>Troféus e certificados</w:t>
+            </w:r>
+          </w:p>
+        </w:tc>
+        <w:tc>
+          <w:tcPr>
+            <w:tcW w:type="dxa" w:w="5669"/>
+            <w:shd w:val="clear" w:color="auto" w:fill="F2F3F4"/>
+          </w:tcPr>
+          <w:p>
+            <w:pPr>
+              <w:spacing w:before="60" w:after="60"/>
+              <w:jc w:val="left"/>
+            </w:pPr>
+            <w:r/>
+            <w:r>
+              <w:rPr>
+                <w:rFonts w:ascii="Arial" w:hAnsi="Arial"/>
+                <w:b w:val="0"/>
+                <w:i w:val="0"/>
+                <w:color w:val="2C3E50"/>
+                <w:sz w:val="20"/>
+              </w:rPr>
               <w:t>Produção com fornecedor local; certificados impressos pela própria quadrilha</w:t>
+            </w:r>
+          </w:p>
+        </w:tc>
+      </w:tr>
+      <w:tr>
+        <w:tc>
+          <w:tcPr>
+            <w:tcW w:type="dxa" w:w="3402"/>
+            <w:shd w:val="clear" w:color="auto" w:fill="F2F3F4"/>
+          </w:tcPr>
+          <w:p>
+            <w:pPr>
+              <w:spacing w:before="60" w:after="60"/>
+              <w:jc w:val="left"/>
+            </w:pPr>
+            <w:r/>
+            <w:r>
+              <w:rPr>
+                <w:rFonts w:ascii="Arial" w:hAnsi="Arial"/>
+                <w:b/>
+                <w:i w:val="0"/>
+                <w:color w:val="2C3E50"/>
+                <w:sz w:val="20"/>
+              </w:rPr>
+              <w:t>Limpeza, segurança e organização</w:t>
+            </w:r>
+          </w:p>
+        </w:tc>
+        <w:tc>
+          <w:tcPr>
+            <w:tcW w:type="dxa" w:w="5669"/>
+            <w:shd w:val="clear" w:color="auto" w:fill="F2F3F4"/>
+          </w:tcPr>
+          <w:p>
+            <w:pPr>
+              <w:spacing w:before="60" w:after="60"/>
+              <w:jc w:val="left"/>
+            </w:pPr>
+            <w:r/>
+            <w:r>
+              <w:rPr>
+                <w:rFonts w:ascii="Arial" w:hAnsi="Arial"/>
+                <w:b w:val="0"/>
+                <w:i w:val="0"/>
+                <w:color w:val="2C3E50"/>
+                <w:sz w:val="20"/>
+              </w:rPr>
+              <w:t>Parceria com a Prefeitura; equipe própria como retaguarda</w:t>
             </w:r>
           </w:p>
         </w:tc>
@@ -3976,6 +6700,54 @@
                 <w:sz w:val="20"/>
               </w:rPr>
               <w:t>Preparo, venda e controle de caixa da banca da Explosão</w:t>
+            </w:r>
+          </w:p>
+        </w:tc>
+      </w:tr>
+      <w:tr>
+        <w:tc>
+          <w:tcPr>
+            <w:tcW w:type="dxa" w:w="2551"/>
+            <w:shd w:val="clear" w:color="auto" w:fill="F2F3F4"/>
+          </w:tcPr>
+          <w:p>
+            <w:pPr>
+              <w:spacing w:before="60" w:after="60"/>
+              <w:jc w:val="left"/>
+            </w:pPr>
+            <w:r/>
+            <w:r>
+              <w:rPr>
+                <w:rFonts w:ascii="Arial" w:hAnsi="Arial"/>
+                <w:b/>
+                <w:i w:val="0"/>
+                <w:color w:val="2C3E50"/>
+                <w:sz w:val="20"/>
+              </w:rPr>
+              <w:t>Feira</w:t>
+            </w:r>
+          </w:p>
+        </w:tc>
+        <w:tc>
+          <w:tcPr>
+            <w:tcW w:type="dxa" w:w="6520"/>
+            <w:shd w:val="clear" w:color="auto" w:fill="F2F3F4"/>
+          </w:tcPr>
+          <w:p>
+            <w:pPr>
+              <w:spacing w:before="60" w:after="60"/>
+              <w:jc w:val="left"/>
+            </w:pPr>
+            <w:r/>
+            <w:r>
+              <w:rPr>
+                <w:rFonts w:ascii="Arial" w:hAnsi="Arial"/>
+                <w:b w:val="0"/>
+                <w:i w:val="0"/>
+                <w:color w:val="2C3E50"/>
+                <w:sz w:val="20"/>
+              </w:rPr>
+              <w:t>Recebe os comerciantes, confere o mapa das bancas, orienta a montagem e faz o acerto da taxa ao final</w:t>
             </w:r>
           </w:p>
         </w:tc>
@@ -4302,7 +7074,7 @@
                 <w:color w:val="2C3E50"/>
                 <w:sz w:val="20"/>
               </w:rPr>
-              <w:t>D-60</w:t>
+              <w:t>D-90</w:t>
             </w:r>
           </w:p>
         </w:tc>
@@ -4325,7 +7097,7 @@
                 <w:color w:val="2C3E50"/>
                 <w:sz w:val="20"/>
               </w:rPr>
-              <w:t>Definir data e local; formar a equipe de produção; abrir os convites às danças de Beruri e das cidades vizinhas</w:t>
+              <w:t>Protocolar o ofício de parceria na Prefeitura, com este projeto anexado, pedindo recursos, estrutura, limpeza, segurança e apoio às danças convidadas</w:t>
             </w:r>
           </w:p>
         </w:tc>
@@ -4350,7 +7122,7 @@
                 <w:color w:val="2C3E50"/>
                 <w:sz w:val="20"/>
               </w:rPr>
-              <w:t>D-45</w:t>
+              <w:t>D-60</w:t>
             </w:r>
           </w:p>
         </w:tc>
@@ -4373,7 +7145,7 @@
                 <w:color w:val="2C3E50"/>
                 <w:sz w:val="20"/>
               </w:rPr>
-              <w:t>Confirmar espaço e estrutura; iniciar a captação de patrocínio específico do evento; convidar os comerciantes</w:t>
+              <w:t>Definir data e local; formar a equipe de produção; abrir os convites às danças de Beruri e das cidades vizinhas; definir a condição das bancas (taxa percentual ou valor fixo)</w:t>
             </w:r>
           </w:p>
         </w:tc>
@@ -4398,7 +7170,7 @@
                 <w:color w:val="2C3E50"/>
                 <w:sz w:val="20"/>
               </w:rPr>
-              <w:t>D-30</w:t>
+              <w:t>D-45</w:t>
             </w:r>
           </w:p>
         </w:tc>
@@ -4421,7 +7193,7 @@
                 <w:color w:val="2C3E50"/>
                 <w:sz w:val="20"/>
               </w:rPr>
-              <w:t>Fechar a lista de grupos participantes; definir prêmios e categorias; encomendar troféus e certificados; abrir a divulgação</w:t>
+              <w:t>Confirmar espaço e estrutura; publicar o edital da feira e abrir o formulário de cadastro das bancas; iniciar a captação de patrocínio específico do evento</w:t>
             </w:r>
           </w:p>
         </w:tc>
@@ -4446,7 +7218,7 @@
                 <w:color w:val="2C3E50"/>
                 <w:sz w:val="20"/>
               </w:rPr>
-              <w:t>D-20</w:t>
+              <w:t>D-30</w:t>
             </w:r>
           </w:p>
         </w:tc>
@@ -4469,7 +7241,7 @@
                 <w:color w:val="2C3E50"/>
                 <w:sz w:val="20"/>
               </w:rPr>
-              <w:t>Definir a programação completa e a ordem das apresentações; preparar o sistema de votação; confirmar bancas e espaços</w:t>
+              <w:t>Fechar a lista de grupos participantes; encerrar as inscrições da feira e selecionar as bancas; definir prêmios e categorias; encomendar troféus e certificados; abrir a divulgação</w:t>
             </w:r>
           </w:p>
         </w:tc>
@@ -4494,7 +7266,7 @@
                 <w:color w:val="2C3E50"/>
                 <w:sz w:val="20"/>
               </w:rPr>
-              <w:t>D-15</w:t>
+              <w:t>D-20</w:t>
             </w:r>
           </w:p>
         </w:tc>
@@ -4517,7 +7289,7 @@
                 <w:color w:val="2C3E50"/>
                 <w:sz w:val="20"/>
               </w:rPr>
-              <w:t>Divulgação pesada: artes com programação, grupos confirmados e vendedores; convite às autoridades e à imprensa</w:t>
+              <w:t>Definir a programação completa e a ordem das apresentações; preparar o sistema de votação; confirmar as bancas, acertar a condição por escrito e montar o mapa dos espaços</w:t>
             </w:r>
           </w:p>
         </w:tc>
@@ -4542,7 +7314,7 @@
                 <w:color w:val="2C3E50"/>
                 <w:sz w:val="20"/>
               </w:rPr>
-              <w:t>D-7</w:t>
+              <w:t>D-15</w:t>
             </w:r>
           </w:p>
         </w:tc>
@@ -4565,7 +7337,7 @@
                 <w:color w:val="2C3E50"/>
                 <w:sz w:val="20"/>
               </w:rPr>
-              <w:t>Reunião final da equipe; escala por função; compra de insumos das bancas; teste do sistema de votação</w:t>
+              <w:t>Divulgação pesada: artes com a programação, os grupos confirmados e o banner da feira com o nome de cada banca; convite às autoridades e à imprensa</w:t>
             </w:r>
           </w:p>
         </w:tc>
@@ -4590,7 +7362,7 @@
                 <w:color w:val="2C3E50"/>
                 <w:sz w:val="20"/>
               </w:rPr>
-              <w:t>D-2</w:t>
+              <w:t>D-7</w:t>
             </w:r>
           </w:p>
         </w:tc>
@@ -4613,7 +7385,55 @@
                 <w:color w:val="2C3E50"/>
                 <w:sz w:val="20"/>
               </w:rPr>
-              <w:t>Montagem da estrutura; decoração; teste de som, iluminação e telão</w:t>
+              <w:t>Reunião final da equipe; escala por função; compra de insumos das bancas; teste do sistema de votação; envio do mapa e das orientações aos comerciantes</w:t>
+            </w:r>
+          </w:p>
+        </w:tc>
+      </w:tr>
+      <w:tr>
+        <w:tc>
+          <w:tcPr>
+            <w:tcW w:type="dxa" w:w="1417"/>
+            <w:shd w:val="clear" w:color="auto" w:fill="F2F3F4"/>
+          </w:tcPr>
+          <w:p>
+            <w:pPr>
+              <w:spacing w:before="60" w:after="60"/>
+              <w:jc w:val="left"/>
+            </w:pPr>
+            <w:r/>
+            <w:r>
+              <w:rPr>
+                <w:rFonts w:ascii="Arial" w:hAnsi="Arial"/>
+                <w:b/>
+                <w:i w:val="0"/>
+                <w:color w:val="2C3E50"/>
+                <w:sz w:val="20"/>
+              </w:rPr>
+              <w:t>D-2</w:t>
+            </w:r>
+          </w:p>
+        </w:tc>
+        <w:tc>
+          <w:tcPr>
+            <w:tcW w:type="dxa" w:w="7654"/>
+            <w:shd w:val="clear" w:color="auto" w:fill="F2F3F4"/>
+          </w:tcPr>
+          <w:p>
+            <w:pPr>
+              <w:spacing w:before="60" w:after="60"/>
+              <w:jc w:val="left"/>
+            </w:pPr>
+            <w:r/>
+            <w:r>
+              <w:rPr>
+                <w:rFonts w:ascii="Arial" w:hAnsi="Arial"/>
+                <w:b w:val="0"/>
+                <w:i w:val="0"/>
+                <w:color w:val="2C3E50"/>
+                <w:sz w:val="20"/>
+              </w:rPr>
+              <w:t>Montagem da estrutura; demarcação física dos espaços das bancas; decoração; teste de som, iluminação e telão</w:t>
             </w:r>
           </w:p>
         </w:tc>
@@ -5299,6 +8119,102 @@
           </w:p>
         </w:tc>
       </w:tr>
+      <w:tr>
+        <w:tc>
+          <w:tcPr>
+            <w:tcW w:type="dxa" w:w="2551"/>
+            <w:shd w:val="clear" w:color="auto" w:fill="F2F3F4"/>
+          </w:tcPr>
+          <w:p>
+            <w:pPr>
+              <w:spacing w:before="60" w:after="60"/>
+              <w:jc w:val="left"/>
+            </w:pPr>
+            <w:r/>
+            <w:r>
+              <w:rPr>
+                <w:rFonts w:ascii="Arial" w:hAnsi="Arial"/>
+                <w:b/>
+                <w:i w:val="0"/>
+                <w:color w:val="2C3E50"/>
+                <w:sz w:val="20"/>
+              </w:rPr>
+              <w:t>Cadastro das bancas</w:t>
+            </w:r>
+          </w:p>
+        </w:tc>
+        <w:tc>
+          <w:tcPr>
+            <w:tcW w:type="dxa" w:w="6520"/>
+            <w:shd w:val="clear" w:color="auto" w:fill="F2F3F4"/>
+          </w:tcPr>
+          <w:p>
+            <w:pPr>
+              <w:spacing w:before="60" w:after="60"/>
+              <w:jc w:val="left"/>
+            </w:pPr>
+            <w:r/>
+            <w:r>
+              <w:rPr>
+                <w:rFonts w:ascii="Arial" w:hAnsi="Arial"/>
+                <w:b w:val="0"/>
+                <w:i w:val="0"/>
+                <w:color w:val="2C3E50"/>
+                <w:sz w:val="20"/>
+              </w:rPr>
+              <w:t>Formulário de inscrição do edital da feira: o comerciante se inscreve pelo celular e a coordenação acompanha a lista, seleciona, confirma e monta o mapa dos espaços</w:t>
+            </w:r>
+          </w:p>
+        </w:tc>
+      </w:tr>
+      <w:tr>
+        <w:tc>
+          <w:tcPr>
+            <w:tcW w:type="dxa" w:w="2551"/>
+            <w:shd w:val="clear" w:color="auto" w:fill="F2F3F4"/>
+          </w:tcPr>
+          <w:p>
+            <w:pPr>
+              <w:spacing w:before="60" w:after="60"/>
+              <w:jc w:val="left"/>
+            </w:pPr>
+            <w:r/>
+            <w:r>
+              <w:rPr>
+                <w:rFonts w:ascii="Arial" w:hAnsi="Arial"/>
+                <w:b/>
+                <w:i w:val="0"/>
+                <w:color w:val="2C3E50"/>
+                <w:sz w:val="20"/>
+              </w:rPr>
+              <w:t>Acerto da feira</w:t>
+            </w:r>
+          </w:p>
+        </w:tc>
+        <w:tc>
+          <w:tcPr>
+            <w:tcW w:type="dxa" w:w="6520"/>
+            <w:shd w:val="clear" w:color="auto" w:fill="F2F3F4"/>
+          </w:tcPr>
+          <w:p>
+            <w:pPr>
+              <w:spacing w:before="60" w:after="60"/>
+              <w:jc w:val="left"/>
+            </w:pPr>
+            <w:r/>
+            <w:r>
+              <w:rPr>
+                <w:rFonts w:ascii="Arial" w:hAnsi="Arial"/>
+                <w:b w:val="0"/>
+                <w:i w:val="0"/>
+                <w:color w:val="2C3E50"/>
+                <w:sz w:val="20"/>
+              </w:rPr>
+              <w:t>Registro da condição de cada banca (percentual ou valor fixo) e do que foi acertado no fim da noite, alimentando o balanço do evento</w:t>
+            </w:r>
+          </w:p>
+        </w:tc>
+      </w:tr>
     </w:tbl>
     <w:p>
       <w:pPr>
@@ -5569,7 +8485,7 @@
                 <w:color w:val="2C3E50"/>
                 <w:sz w:val="20"/>
               </w:rPr>
-              <w:t>Formar a equipe de produção e distribuir funções</w:t>
+              <w:t>Protocolar o ofício de parceria e pedido de recursos na Prefeitura</w:t>
             </w:r>
           </w:p>
         </w:tc>
@@ -5639,7 +8555,7 @@
                 <w:color w:val="2C3E50"/>
                 <w:sz w:val="20"/>
               </w:rPr>
-              <w:t>Convidar as danças de Beruri e das cidades vizinhas</w:t>
+              <w:t>Formar a equipe de produção e distribuir funções</w:t>
             </w:r>
           </w:p>
         </w:tc>
@@ -5709,7 +8625,7 @@
                 <w:color w:val="2C3E50"/>
                 <w:sz w:val="20"/>
               </w:rPr>
-              <w:t>Confirmar os grupos participantes e sortear a ordem de apresentação</w:t>
+              <w:t>Convidar as danças de Beruri e das cidades vizinhas</w:t>
             </w:r>
           </w:p>
         </w:tc>
@@ -5779,7 +8695,7 @@
                 <w:color w:val="2C3E50"/>
                 <w:sz w:val="20"/>
               </w:rPr>
-              <w:t>Definir as categorias de premiação</w:t>
+              <w:t>Confirmar os grupos participantes e sortear a ordem de apresentação</w:t>
             </w:r>
           </w:p>
         </w:tc>
@@ -5849,7 +8765,7 @@
                 <w:color w:val="2C3E50"/>
                 <w:sz w:val="20"/>
               </w:rPr>
-              <w:t>Produzir troféus e certificados de participação</w:t>
+              <w:t>Definir as categorias de premiação</w:t>
             </w:r>
           </w:p>
         </w:tc>
@@ -5919,7 +8835,7 @@
                 <w:color w:val="2C3E50"/>
                 <w:sz w:val="20"/>
               </w:rPr>
-              <w:t>Preparar e testar o sistema de votação popular</w:t>
+              <w:t>Produzir troféus e certificados de participação</w:t>
             </w:r>
           </w:p>
         </w:tc>
@@ -5989,7 +8905,7 @@
                 <w:color w:val="2C3E50"/>
                 <w:sz w:val="20"/>
               </w:rPr>
-              <w:t>Convidar e confirmar os comerciantes vendedores</w:t>
+              <w:t>Preparar e testar o sistema de votação popular</w:t>
             </w:r>
           </w:p>
         </w:tc>
@@ -6059,7 +8975,287 @@
                 <w:color w:val="2C3E50"/>
                 <w:sz w:val="20"/>
               </w:rPr>
-              <w:t>Demarcar os espaços de bancas e das danças</w:t>
+              <w:t>Definir a condição das bancas (taxa de 5% a 10% ou valor fixo)</w:t>
+            </w:r>
+          </w:p>
+        </w:tc>
+        <w:tc>
+          <w:tcPr>
+            <w:tcW w:type="dxa" w:w="1984"/>
+            <w:shd w:val="clear" w:color="auto" w:fill="F2F3F4"/>
+          </w:tcPr>
+          <w:p>
+            <w:pPr>
+              <w:spacing w:before="60" w:after="60"/>
+              <w:jc w:val="left"/>
+            </w:pPr>
+            <w:r/>
+            <w:r>
+              <w:rPr>
+                <w:rFonts w:ascii="Arial" w:hAnsi="Arial"/>
+                <w:b w:val="0"/>
+                <w:i w:val="0"/>
+                <w:color w:val="2C3E50"/>
+                <w:sz w:val="20"/>
+              </w:rPr>
+            </w:r>
+          </w:p>
+        </w:tc>
+        <w:tc>
+          <w:tcPr>
+            <w:tcW w:type="dxa" w:w="1134"/>
+            <w:shd w:val="clear" w:color="auto" w:fill="F2F3F4"/>
+          </w:tcPr>
+          <w:p>
+            <w:pPr>
+              <w:spacing w:before="60" w:after="60"/>
+              <w:jc w:val="left"/>
+            </w:pPr>
+            <w:r/>
+            <w:r>
+              <w:rPr>
+                <w:rFonts w:ascii="Arial" w:hAnsi="Arial"/>
+                <w:b w:val="0"/>
+                <w:i w:val="0"/>
+                <w:color w:val="2C3E50"/>
+                <w:sz w:val="20"/>
+              </w:rPr>
+              <w:t>[    ]</w:t>
+            </w:r>
+          </w:p>
+        </w:tc>
+      </w:tr>
+      <w:tr>
+        <w:tc>
+          <w:tcPr>
+            <w:tcW w:type="dxa" w:w="5953"/>
+            <w:shd w:val="clear" w:color="auto" w:fill="F2F3F4"/>
+          </w:tcPr>
+          <w:p>
+            <w:pPr>
+              <w:spacing w:before="60" w:after="60"/>
+              <w:jc w:val="left"/>
+            </w:pPr>
+            <w:r/>
+            <w:r>
+              <w:rPr>
+                <w:rFonts w:ascii="Arial" w:hAnsi="Arial"/>
+                <w:b/>
+                <w:i w:val="0"/>
+                <w:color w:val="2C3E50"/>
+                <w:sz w:val="20"/>
+              </w:rPr>
+              <w:t>Publicar o edital da feira e abrir o formulário de cadastro das bancas</w:t>
+            </w:r>
+          </w:p>
+        </w:tc>
+        <w:tc>
+          <w:tcPr>
+            <w:tcW w:type="dxa" w:w="1984"/>
+            <w:shd w:val="clear" w:color="auto" w:fill="F2F3F4"/>
+          </w:tcPr>
+          <w:p>
+            <w:pPr>
+              <w:spacing w:before="60" w:after="60"/>
+              <w:jc w:val="left"/>
+            </w:pPr>
+            <w:r/>
+            <w:r>
+              <w:rPr>
+                <w:rFonts w:ascii="Arial" w:hAnsi="Arial"/>
+                <w:b w:val="0"/>
+                <w:i w:val="0"/>
+                <w:color w:val="2C3E50"/>
+                <w:sz w:val="20"/>
+              </w:rPr>
+            </w:r>
+          </w:p>
+        </w:tc>
+        <w:tc>
+          <w:tcPr>
+            <w:tcW w:type="dxa" w:w="1134"/>
+            <w:shd w:val="clear" w:color="auto" w:fill="F2F3F4"/>
+          </w:tcPr>
+          <w:p>
+            <w:pPr>
+              <w:spacing w:before="60" w:after="60"/>
+              <w:jc w:val="left"/>
+            </w:pPr>
+            <w:r/>
+            <w:r>
+              <w:rPr>
+                <w:rFonts w:ascii="Arial" w:hAnsi="Arial"/>
+                <w:b w:val="0"/>
+                <w:i w:val="0"/>
+                <w:color w:val="2C3E50"/>
+                <w:sz w:val="20"/>
+              </w:rPr>
+              <w:t>[    ]</w:t>
+            </w:r>
+          </w:p>
+        </w:tc>
+      </w:tr>
+      <w:tr>
+        <w:tc>
+          <w:tcPr>
+            <w:tcW w:type="dxa" w:w="5953"/>
+            <w:shd w:val="clear" w:color="auto" w:fill="F2F3F4"/>
+          </w:tcPr>
+          <w:p>
+            <w:pPr>
+              <w:spacing w:before="60" w:after="60"/>
+              <w:jc w:val="left"/>
+            </w:pPr>
+            <w:r/>
+            <w:r>
+              <w:rPr>
+                <w:rFonts w:ascii="Arial" w:hAnsi="Arial"/>
+                <w:b/>
+                <w:i w:val="0"/>
+                <w:color w:val="2C3E50"/>
+                <w:sz w:val="20"/>
+              </w:rPr>
+              <w:t>Selecionar e confirmar as bancas inscritas</w:t>
+            </w:r>
+          </w:p>
+        </w:tc>
+        <w:tc>
+          <w:tcPr>
+            <w:tcW w:type="dxa" w:w="1984"/>
+            <w:shd w:val="clear" w:color="auto" w:fill="F2F3F4"/>
+          </w:tcPr>
+          <w:p>
+            <w:pPr>
+              <w:spacing w:before="60" w:after="60"/>
+              <w:jc w:val="left"/>
+            </w:pPr>
+            <w:r/>
+            <w:r>
+              <w:rPr>
+                <w:rFonts w:ascii="Arial" w:hAnsi="Arial"/>
+                <w:b w:val="0"/>
+                <w:i w:val="0"/>
+                <w:color w:val="2C3E50"/>
+                <w:sz w:val="20"/>
+              </w:rPr>
+            </w:r>
+          </w:p>
+        </w:tc>
+        <w:tc>
+          <w:tcPr>
+            <w:tcW w:type="dxa" w:w="1134"/>
+            <w:shd w:val="clear" w:color="auto" w:fill="F2F3F4"/>
+          </w:tcPr>
+          <w:p>
+            <w:pPr>
+              <w:spacing w:before="60" w:after="60"/>
+              <w:jc w:val="left"/>
+            </w:pPr>
+            <w:r/>
+            <w:r>
+              <w:rPr>
+                <w:rFonts w:ascii="Arial" w:hAnsi="Arial"/>
+                <w:b w:val="0"/>
+                <w:i w:val="0"/>
+                <w:color w:val="2C3E50"/>
+                <w:sz w:val="20"/>
+              </w:rPr>
+              <w:t>[    ]</w:t>
+            </w:r>
+          </w:p>
+        </w:tc>
+      </w:tr>
+      <w:tr>
+        <w:tc>
+          <w:tcPr>
+            <w:tcW w:type="dxa" w:w="5953"/>
+            <w:shd w:val="clear" w:color="auto" w:fill="F2F3F4"/>
+          </w:tcPr>
+          <w:p>
+            <w:pPr>
+              <w:spacing w:before="60" w:after="60"/>
+              <w:jc w:val="left"/>
+            </w:pPr>
+            <w:r/>
+            <w:r>
+              <w:rPr>
+                <w:rFonts w:ascii="Arial" w:hAnsi="Arial"/>
+                <w:b/>
+                <w:i w:val="0"/>
+                <w:color w:val="2C3E50"/>
+                <w:sz w:val="20"/>
+              </w:rPr>
+              <w:t>Montar o mapa dos espaços e demarcar o lugar de cada banca</w:t>
+            </w:r>
+          </w:p>
+        </w:tc>
+        <w:tc>
+          <w:tcPr>
+            <w:tcW w:type="dxa" w:w="1984"/>
+            <w:shd w:val="clear" w:color="auto" w:fill="F2F3F4"/>
+          </w:tcPr>
+          <w:p>
+            <w:pPr>
+              <w:spacing w:before="60" w:after="60"/>
+              <w:jc w:val="left"/>
+            </w:pPr>
+            <w:r/>
+            <w:r>
+              <w:rPr>
+                <w:rFonts w:ascii="Arial" w:hAnsi="Arial"/>
+                <w:b w:val="0"/>
+                <w:i w:val="0"/>
+                <w:color w:val="2C3E50"/>
+                <w:sz w:val="20"/>
+              </w:rPr>
+            </w:r>
+          </w:p>
+        </w:tc>
+        <w:tc>
+          <w:tcPr>
+            <w:tcW w:type="dxa" w:w="1134"/>
+            <w:shd w:val="clear" w:color="auto" w:fill="F2F3F4"/>
+          </w:tcPr>
+          <w:p>
+            <w:pPr>
+              <w:spacing w:before="60" w:after="60"/>
+              <w:jc w:val="left"/>
+            </w:pPr>
+            <w:r/>
+            <w:r>
+              <w:rPr>
+                <w:rFonts w:ascii="Arial" w:hAnsi="Arial"/>
+                <w:b w:val="0"/>
+                <w:i w:val="0"/>
+                <w:color w:val="2C3E50"/>
+                <w:sz w:val="20"/>
+              </w:rPr>
+              <w:t>[    ]</w:t>
+            </w:r>
+          </w:p>
+        </w:tc>
+      </w:tr>
+      <w:tr>
+        <w:tc>
+          <w:tcPr>
+            <w:tcW w:type="dxa" w:w="5953"/>
+            <w:shd w:val="clear" w:color="auto" w:fill="F2F3F4"/>
+          </w:tcPr>
+          <w:p>
+            <w:pPr>
+              <w:spacing w:before="60" w:after="60"/>
+              <w:jc w:val="left"/>
+            </w:pPr>
+            <w:r/>
+            <w:r>
+              <w:rPr>
+                <w:rFonts w:ascii="Arial" w:hAnsi="Arial"/>
+                <w:b/>
+                <w:i w:val="0"/>
+                <w:color w:val="2C3E50"/>
+                <w:sz w:val="20"/>
+              </w:rPr>
+              <w:t>Produzir o banner de divulgação com o que vai ter na feira</w:t>
             </w:r>
           </w:p>
         </w:tc>
@@ -7300,6 +10496,198 @@
                 <w:sz w:val="20"/>
               </w:rPr>
               <w:t>Regras explicadas na abertura, votação transparente e números publicados depois</w:t>
+            </w:r>
+          </w:p>
+        </w:tc>
+      </w:tr>
+      <w:tr>
+        <w:tc>
+          <w:tcPr>
+            <w:tcW w:type="dxa" w:w="3402"/>
+            <w:shd w:val="clear" w:color="auto" w:fill="F2F3F4"/>
+          </w:tcPr>
+          <w:p>
+            <w:pPr>
+              <w:spacing w:before="60" w:after="60"/>
+              <w:jc w:val="left"/>
+            </w:pPr>
+            <w:r/>
+            <w:r>
+              <w:rPr>
+                <w:rFonts w:ascii="Arial" w:hAnsi="Arial"/>
+                <w:b/>
+                <w:i w:val="0"/>
+                <w:color w:val="2C3E50"/>
+                <w:sz w:val="20"/>
+              </w:rPr>
+              <w:t>A parceria com a Prefeitura não sair</w:t>
+            </w:r>
+          </w:p>
+        </w:tc>
+        <w:tc>
+          <w:tcPr>
+            <w:tcW w:type="dxa" w:w="5669"/>
+            <w:shd w:val="clear" w:color="auto" w:fill="F2F3F4"/>
+          </w:tcPr>
+          <w:p>
+            <w:pPr>
+              <w:spacing w:before="60" w:after="60"/>
+              <w:jc w:val="left"/>
+            </w:pPr>
+            <w:r/>
+            <w:r>
+              <w:rPr>
+                <w:rFonts w:ascii="Arial" w:hAnsi="Arial"/>
+                <w:b w:val="0"/>
+                <w:i w:val="0"/>
+                <w:color w:val="2C3E50"/>
+                <w:sz w:val="20"/>
+              </w:rPr>
+              <w:t>Protocolar cedo (D-90) e ter um plano de evento reduzido, que caiba no caixa da quadrilha, como alternativa</w:t>
+            </w:r>
+          </w:p>
+        </w:tc>
+      </w:tr>
+      <w:tr>
+        <w:tc>
+          <w:tcPr>
+            <w:tcW w:type="dxa" w:w="3402"/>
+            <w:shd w:val="clear" w:color="auto" w:fill="F2F3F4"/>
+          </w:tcPr>
+          <w:p>
+            <w:pPr>
+              <w:spacing w:before="60" w:after="60"/>
+              <w:jc w:val="left"/>
+            </w:pPr>
+            <w:r/>
+            <w:r>
+              <w:rPr>
+                <w:rFonts w:ascii="Arial" w:hAnsi="Arial"/>
+                <w:b/>
+                <w:i w:val="0"/>
+                <w:color w:val="2C3E50"/>
+                <w:sz w:val="20"/>
+              </w:rPr>
+              <w:t>Poucas bancas se inscreverem</w:t>
+            </w:r>
+          </w:p>
+        </w:tc>
+        <w:tc>
+          <w:tcPr>
+            <w:tcW w:type="dxa" w:w="5669"/>
+            <w:shd w:val="clear" w:color="auto" w:fill="F2F3F4"/>
+          </w:tcPr>
+          <w:p>
+            <w:pPr>
+              <w:spacing w:before="60" w:after="60"/>
+              <w:jc w:val="left"/>
+            </w:pPr>
+            <w:r/>
+            <w:r>
+              <w:rPr>
+                <w:rFonts w:ascii="Arial" w:hAnsi="Arial"/>
+                <w:b w:val="0"/>
+                <w:i w:val="0"/>
+                <w:color w:val="2C3E50"/>
+                <w:sz w:val="20"/>
+              </w:rPr>
+              <w:t>Edital divulgado com antecedência, taxa baixa na primeira edição e a divulgação do nome de cada banca como contrapartida</w:t>
+            </w:r>
+          </w:p>
+        </w:tc>
+      </w:tr>
+      <w:tr>
+        <w:tc>
+          <w:tcPr>
+            <w:tcW w:type="dxa" w:w="3402"/>
+            <w:shd w:val="clear" w:color="auto" w:fill="F2F3F4"/>
+          </w:tcPr>
+          <w:p>
+            <w:pPr>
+              <w:spacing w:before="60" w:after="60"/>
+              <w:jc w:val="left"/>
+            </w:pPr>
+            <w:r/>
+            <w:r>
+              <w:rPr>
+                <w:rFonts w:ascii="Arial" w:hAnsi="Arial"/>
+                <w:b/>
+                <w:i w:val="0"/>
+                <w:color w:val="2C3E50"/>
+                <w:sz w:val="20"/>
+              </w:rPr>
+              <w:t>Discussão por espaço no dia do evento</w:t>
+            </w:r>
+          </w:p>
+        </w:tc>
+        <w:tc>
+          <w:tcPr>
+            <w:tcW w:type="dxa" w:w="5669"/>
+            <w:shd w:val="clear" w:color="auto" w:fill="F2F3F4"/>
+          </w:tcPr>
+          <w:p>
+            <w:pPr>
+              <w:spacing w:before="60" w:after="60"/>
+              <w:jc w:val="left"/>
+            </w:pPr>
+            <w:r/>
+            <w:r>
+              <w:rPr>
+                <w:rFonts w:ascii="Arial" w:hAnsi="Arial"/>
+                <w:b w:val="0"/>
+                <w:i w:val="0"/>
+                <w:color w:val="2C3E50"/>
+                <w:sz w:val="20"/>
+              </w:rPr>
+              <w:t>Mapa fechado antes, espaços demarcados fisicamente no D-2 e equipe da feira orientando a montagem</w:t>
+            </w:r>
+          </w:p>
+        </w:tc>
+      </w:tr>
+      <w:tr>
+        <w:tc>
+          <w:tcPr>
+            <w:tcW w:type="dxa" w:w="3402"/>
+            <w:shd w:val="clear" w:color="auto" w:fill="F2F3F4"/>
+          </w:tcPr>
+          <w:p>
+            <w:pPr>
+              <w:spacing w:before="60" w:after="60"/>
+              <w:jc w:val="left"/>
+            </w:pPr>
+            <w:r/>
+            <w:r>
+              <w:rPr>
+                <w:rFonts w:ascii="Arial" w:hAnsi="Arial"/>
+                <w:b/>
+                <w:i w:val="0"/>
+                <w:color w:val="2C3E50"/>
+                <w:sz w:val="20"/>
+              </w:rPr>
+              <w:t>Comerciante não acertar a taxa no fim da noite</w:t>
+            </w:r>
+          </w:p>
+        </w:tc>
+        <w:tc>
+          <w:tcPr>
+            <w:tcW w:type="dxa" w:w="5669"/>
+            <w:shd w:val="clear" w:color="auto" w:fill="F2F3F4"/>
+          </w:tcPr>
+          <w:p>
+            <w:pPr>
+              <w:spacing w:before="60" w:after="60"/>
+              <w:jc w:val="left"/>
+            </w:pPr>
+            <w:r/>
+            <w:r>
+              <w:rPr>
+                <w:rFonts w:ascii="Arial" w:hAnsi="Arial"/>
+                <w:b w:val="0"/>
+                <w:i w:val="0"/>
+                <w:color w:val="2C3E50"/>
+                <w:sz w:val="20"/>
+              </w:rPr>
+              <w:t>Condição por escrito na confirmação da vaga, e preferência pelo valor fixo pago na inscrição quando houver dúvida</w:t>
             </w:r>
           </w:p>
         </w:tc>
